--- a/MOVIETICKET_FOUNDATION_PROJECT_REPORT_GROUP_2_EN.docx
+++ b/MOVIETICKET_FOUNDATION_PROJECT_REPORT_GROUP_2_EN.docx
@@ -7,66 +7,6 @@
         <w:pStyle w:val="Title"/>
         <w:jc w:val="center"/>
       </w:pPr>
-      <w:r>
-        <w:rPr>
-          <w:noProof/>
-        </w:rPr>
-        <w:drawing>
-          <wp:anchor distT="0" distB="0" distL="114300" distR="114300" simplePos="0" relativeHeight="251658240" behindDoc="0" locked="0" layoutInCell="1" allowOverlap="1" wp14:anchorId="252346C8" wp14:editId="47EA0267">
-            <wp:simplePos x="0" y="0"/>
-            <wp:positionH relativeFrom="page">
-              <wp:posOffset>368300</wp:posOffset>
-            </wp:positionH>
-            <wp:positionV relativeFrom="paragraph">
-              <wp:posOffset>635</wp:posOffset>
-            </wp:positionV>
-            <wp:extent cx="3193415" cy="869950"/>
-            <wp:effectExtent l="0" t="0" r="0" b="0"/>
-            <wp:wrapSquare wrapText="bothSides"/>
-            <wp:docPr id="1" name="Picture 1" descr="A blue and red text on a black background&#10;&#10;AI-generated content may be incorrect."/>
-            <wp:cNvGraphicFramePr>
-              <a:graphicFrameLocks xmlns:a="http://schemas.openxmlformats.org/drawingml/2006/main" noChangeAspect="1"/>
-            </wp:cNvGraphicFramePr>
-            <a:graphic xmlns:a="http://schemas.openxmlformats.org/drawingml/2006/main">
-              <a:graphicData uri="http://schemas.openxmlformats.org/drawingml/2006/picture">
-                <pic:pic xmlns:pic="http://schemas.openxmlformats.org/drawingml/2006/picture">
-                  <pic:nvPicPr>
-                    <pic:cNvPr id="1" name="Picture 1" descr="A blue and red text on a black background&#10;&#10;AI-generated content may be incorrect."/>
-                    <pic:cNvPicPr/>
-                  </pic:nvPicPr>
-                  <pic:blipFill>
-                    <a:blip r:embed="rId7" cstate="print">
-                      <a:extLst>
-                        <a:ext uri="{28A0092B-C50C-407E-A947-70E740481C1C}">
-                          <a14:useLocalDpi xmlns:a14="http://schemas.microsoft.com/office/drawing/2010/main" val="0"/>
-                        </a:ext>
-                      </a:extLst>
-                    </a:blip>
-                    <a:stretch>
-                      <a:fillRect/>
-                    </a:stretch>
-                  </pic:blipFill>
-                  <pic:spPr>
-                    <a:xfrm>
-                      <a:off x="0" y="0"/>
-                      <a:ext cx="3193415" cy="869950"/>
-                    </a:xfrm>
-                    <a:prstGeom prst="rect">
-                      <a:avLst/>
-                    </a:prstGeom>
-                  </pic:spPr>
-                </pic:pic>
-              </a:graphicData>
-            </a:graphic>
-            <wp14:sizeRelH relativeFrom="margin">
-              <wp14:pctWidth>0</wp14:pctWidth>
-            </wp14:sizeRelH>
-            <wp14:sizeRelV relativeFrom="margin">
-              <wp14:pctHeight>0</wp14:pctHeight>
-            </wp14:sizeRelV>
-          </wp:anchor>
-        </w:drawing>
-      </w:r>
       <w:r>
         <w:t>HO CHI MINH CITY UNIVERSITY OF TECHNOLOGY (HUTECH)</w:t>
       </w:r>
@@ -173,6 +113,12 @@
         <w:gridCol w:w="1316"/>
       </w:tblGrid>
       <w:tr>
+        <w:tblPrEx>
+          <w:tblCellMar>
+            <w:top w:w="0" w:type="dxa"/>
+            <w:bottom w:w="0" w:type="dxa"/>
+          </w:tblCellMar>
+        </w:tblPrEx>
         <w:tc>
           <w:tcPr>
             <w:tcW w:w="0" w:type="auto"/>
@@ -238,6 +184,12 @@
         </w:tc>
       </w:tr>
       <w:tr>
+        <w:tblPrEx>
+          <w:tblCellMar>
+            <w:top w:w="0" w:type="dxa"/>
+            <w:bottom w:w="0" w:type="dxa"/>
+          </w:tblCellMar>
+        </w:tblPrEx>
         <w:tc>
           <w:tcPr>
             <w:tcW w:w="0" w:type="auto"/>
@@ -297,6 +249,12 @@
         </w:tc>
       </w:tr>
       <w:tr>
+        <w:tblPrEx>
+          <w:tblCellMar>
+            <w:top w:w="0" w:type="dxa"/>
+            <w:bottom w:w="0" w:type="dxa"/>
+          </w:tblCellMar>
+        </w:tblPrEx>
         <w:tc>
           <w:tcPr>
             <w:tcW w:w="0" w:type="auto"/>
@@ -331,21 +289,7 @@
               <w:rPr>
                 <w:sz w:val="22"/>
               </w:rPr>
-              <w:t xml:space="preserve">Son </w:t>
-            </w:r>
-            <w:proofErr w:type="spellStart"/>
-            <w:r>
-              <w:rPr>
-                <w:sz w:val="22"/>
-              </w:rPr>
-              <w:t>Nhat</w:t>
-            </w:r>
-            <w:proofErr w:type="spellEnd"/>
-            <w:r>
-              <w:rPr>
-                <w:sz w:val="22"/>
-              </w:rPr>
-              <w:t xml:space="preserve"> Hoang</w:t>
+              <w:t>Son Nhat Hoang</w:t>
             </w:r>
           </w:p>
         </w:tc>
@@ -370,6 +314,12 @@
         </w:tc>
       </w:tr>
       <w:tr>
+        <w:tblPrEx>
+          <w:tblCellMar>
+            <w:top w:w="0" w:type="dxa"/>
+            <w:bottom w:w="0" w:type="dxa"/>
+          </w:tblCellMar>
+        </w:tblPrEx>
         <w:tc>
           <w:tcPr>
             <w:tcW w:w="0" w:type="auto"/>
@@ -445,7 +395,6 @@
         <w:jc w:val="left"/>
       </w:pPr>
       <w:r>
-        <w:lastRenderedPageBreak/>
         <w:br w:type="page"/>
       </w:r>
     </w:p>
@@ -464,15 +413,7 @@
     <w:p/>
     <w:p>
       <w:r>
-        <w:t xml:space="preserve">Group 2 would like to express our sincere gratitude to our supervisor, Mr. Nguyen Huy Cuong, for his guidance, feedback, and support throughout the development of the foundation project entitled Web </w:t>
-      </w:r>
-      <w:proofErr w:type="spellStart"/>
-      <w:r>
-        <w:t>MovieTicket</w:t>
-      </w:r>
-      <w:proofErr w:type="spellEnd"/>
-      <w:r>
-        <w:t>.</w:t>
+        <w:t>Group 2 would like to express our sincere gratitude to our supervisor, Mr. Nguyen Huy Cuong, for his guidance, feedback, and support throughout the development of the foundation project entitled Web MovieTicket.</w:t>
       </w:r>
     </w:p>
     <w:p/>
@@ -713,15 +654,7 @@
     <w:p/>
     <w:p>
       <w:r>
-        <w:t xml:space="preserve">Based on these practical needs, our group chose to develop Web </w:t>
-      </w:r>
-      <w:proofErr w:type="spellStart"/>
-      <w:r>
-        <w:t>MovieTicket</w:t>
-      </w:r>
-      <w:proofErr w:type="spellEnd"/>
-      <w:r>
-        <w:t>, an online movie ticket booking website under the simulated brand PHP Cinema. The system aims to provide a modern, convenient, and responsive experience on desktop computers, tablets, and mobile devices.</w:t>
+        <w:t>Based on these practical needs, our group chose to develop Web MovieTicket, an online movie ticket booking website under the simulated brand PHP Cinema. The system aims to provide a modern, convenient, and responsive experience on desktop computers, tablets, and mobile devices.</w:t>
       </w:r>
     </w:p>
     <w:p/>
@@ -752,7 +685,6 @@
         <w:jc w:val="left"/>
       </w:pPr>
       <w:r>
-        <w:lastRenderedPageBreak/>
         <w:t>Display currently showing, popular, upcoming, and early-access movies.</w:t>
       </w:r>
     </w:p>
@@ -789,31 +721,7 @@
         <w:jc w:val="left"/>
       </w:pPr>
       <w:r>
-        <w:t xml:space="preserve">Support simulated bank QR, </w:t>
-      </w:r>
-      <w:proofErr w:type="spellStart"/>
-      <w:r>
-        <w:t>MoMo</w:t>
-      </w:r>
-      <w:proofErr w:type="spellEnd"/>
-      <w:r>
-        <w:t xml:space="preserve">, </w:t>
-      </w:r>
-      <w:proofErr w:type="spellStart"/>
-      <w:r>
-        <w:t>ZaloPay</w:t>
-      </w:r>
-      <w:proofErr w:type="spellEnd"/>
-      <w:r>
-        <w:t xml:space="preserve">, and </w:t>
-      </w:r>
-      <w:proofErr w:type="spellStart"/>
-      <w:r>
-        <w:t>VNPay</w:t>
-      </w:r>
-      <w:proofErr w:type="spellEnd"/>
-      <w:r>
-        <w:t xml:space="preserve"> payments.</w:t>
+        <w:t>Support simulated bank QR, MoMo, ZaloPay, and VNPay payments.</w:t>
       </w:r>
     </w:p>
     <w:p>
@@ -964,7 +872,6 @@
         <w:jc w:val="left"/>
       </w:pPr>
       <w:r>
-        <w:lastRenderedPageBreak/>
         <w:t>QR generation for multiple payment methods.</w:t>
       </w:r>
     </w:p>
@@ -1000,6 +907,33 @@
         <w:pStyle w:val="ListBullet"/>
         <w:jc w:val="left"/>
       </w:pPr>
+      <w:r>
+        <w:t>Persistent JSON state storage across application restarts.</w:t>
+      </w:r>
+    </w:p>
+    <w:p>
+      <w:pPr>
+        <w:pStyle w:val="ListBullet"/>
+        <w:jc w:val="left"/>
+      </w:pPr>
+      <w:r>
+        <w:t>Direct movie poster upload from the administrator's computer.</w:t>
+      </w:r>
+    </w:p>
+    <w:p>
+      <w:pPr>
+        <w:pStyle w:val="ListBullet"/>
+        <w:jc w:val="left"/>
+      </w:pPr>
+      <w:r>
+        <w:t>Referential protection that prevents the deletion of movies or showtimes with related ticket data.</w:t>
+      </w:r>
+    </w:p>
+    <w:p>
+      <w:pPr>
+        <w:pStyle w:val="ListBullet"/>
+        <w:jc w:val="left"/>
+      </w:pPr>
     </w:p>
     <w:p>
       <w:pPr>
@@ -1024,24 +958,16 @@
         <w:jc w:val="left"/>
       </w:pPr>
       <w:r>
-        <w:t xml:space="preserve">Application data is stored in memory through the </w:t>
-      </w:r>
-      <w:proofErr w:type="spellStart"/>
-      <w:r>
-        <w:t>CinemaStore</w:t>
-      </w:r>
-      <w:proofErr w:type="spellEnd"/>
-      <w:r>
-        <w:t xml:space="preserve"> class instead of a production SQL Server database.</w:t>
-      </w:r>
-    </w:p>
-    <w:p>
-      <w:pPr>
-        <w:pStyle w:val="ListBullet"/>
-        <w:jc w:val="left"/>
-      </w:pPr>
-      <w:r>
-        <w:t>Newly generated data is lost when the application restarts.</w:t>
+        <w:t>The system uses CinemaStore together with App_Data/cinema-state.json for persistent storage instead of SQL Server as its primary production database.</w:t>
+      </w:r>
+    </w:p>
+    <w:p>
+      <w:pPr>
+        <w:pStyle w:val="ListBullet"/>
+        <w:jc w:val="left"/>
+      </w:pPr>
+      <w:r>
+        <w:t>JSON storage is suitable for a foundation project and a single web process, but not for high traffic or multiple application servers.</w:t>
       </w:r>
     </w:p>
     <w:p>
@@ -1059,15 +985,7 @@
         <w:jc w:val="left"/>
       </w:pPr>
       <w:r>
-        <w:t xml:space="preserve">Actual email delivery requires valid SMTP settings in </w:t>
-      </w:r>
-      <w:proofErr w:type="spellStart"/>
-      <w:r>
-        <w:t>Web.config</w:t>
-      </w:r>
-      <w:proofErr w:type="spellEnd"/>
-      <w:r>
-        <w:t>.</w:t>
+        <w:t>Actual email delivery requires valid SMTP settings in Web.config.</w:t>
       </w:r>
     </w:p>
     <w:p>
@@ -1128,7 +1046,6 @@
         <w:jc w:val="left"/>
       </w:pPr>
       <w:r>
-        <w:lastRenderedPageBreak/>
         <w:t>Search and filter movies.</w:t>
       </w:r>
     </w:p>
@@ -1319,7 +1236,6 @@
         <w:jc w:val="left"/>
       </w:pPr>
       <w:r>
-        <w:lastRenderedPageBreak/>
         <w:t>View users and assign roles.</w:t>
       </w:r>
     </w:p>
@@ -1402,10 +1318,16 @@
       </w:tblPr>
       <w:tblGrid>
         <w:gridCol w:w="559"/>
-        <w:gridCol w:w="2435"/>
-        <w:gridCol w:w="5349"/>
+        <w:gridCol w:w="2250"/>
+        <w:gridCol w:w="6586"/>
       </w:tblGrid>
       <w:tr>
+        <w:tblPrEx>
+          <w:tblCellMar>
+            <w:top w:w="0" w:type="dxa"/>
+            <w:bottom w:w="0" w:type="dxa"/>
+          </w:tblCellMar>
+        </w:tblPrEx>
         <w:tc>
           <w:tcPr>
             <w:tcW w:w="0" w:type="auto"/>
@@ -1471,6 +1393,12 @@
         </w:tc>
       </w:tr>
       <w:tr>
+        <w:tblPrEx>
+          <w:tblCellMar>
+            <w:top w:w="0" w:type="dxa"/>
+            <w:bottom w:w="0" w:type="dxa"/>
+          </w:tblCellMar>
+        </w:tblPrEx>
         <w:tc>
           <w:tcPr>
             <w:tcW w:w="0" w:type="auto"/>
@@ -1530,6 +1458,12 @@
         </w:tc>
       </w:tr>
       <w:tr>
+        <w:tblPrEx>
+          <w:tblCellMar>
+            <w:top w:w="0" w:type="dxa"/>
+            <w:bottom w:w="0" w:type="dxa"/>
+          </w:tblCellMar>
+        </w:tblPrEx>
         <w:tc>
           <w:tcPr>
             <w:tcW w:w="0" w:type="auto"/>
@@ -1589,6 +1523,12 @@
         </w:tc>
       </w:tr>
       <w:tr>
+        <w:tblPrEx>
+          <w:tblCellMar>
+            <w:top w:w="0" w:type="dxa"/>
+            <w:bottom w:w="0" w:type="dxa"/>
+          </w:tblCellMar>
+        </w:tblPrEx>
         <w:tc>
           <w:tcPr>
             <w:tcW w:w="0" w:type="auto"/>
@@ -1648,6 +1588,12 @@
         </w:tc>
       </w:tr>
       <w:tr>
+        <w:tblPrEx>
+          <w:tblCellMar>
+            <w:top w:w="0" w:type="dxa"/>
+            <w:bottom w:w="0" w:type="dxa"/>
+          </w:tblCellMar>
+        </w:tblPrEx>
         <w:tc>
           <w:tcPr>
             <w:tcW w:w="0" w:type="auto"/>
@@ -1707,6 +1653,12 @@
         </w:tc>
       </w:tr>
       <w:tr>
+        <w:tblPrEx>
+          <w:tblCellMar>
+            <w:top w:w="0" w:type="dxa"/>
+            <w:bottom w:w="0" w:type="dxa"/>
+          </w:tblCellMar>
+        </w:tblPrEx>
         <w:tc>
           <w:tcPr>
             <w:tcW w:w="0" w:type="auto"/>
@@ -1766,6 +1718,12 @@
         </w:tc>
       </w:tr>
       <w:tr>
+        <w:tblPrEx>
+          <w:tblCellMar>
+            <w:top w:w="0" w:type="dxa"/>
+            <w:bottom w:w="0" w:type="dxa"/>
+          </w:tblCellMar>
+        </w:tblPrEx>
         <w:tc>
           <w:tcPr>
             <w:tcW w:w="0" w:type="auto"/>
@@ -1825,6 +1783,12 @@
         </w:tc>
       </w:tr>
       <w:tr>
+        <w:tblPrEx>
+          <w:tblCellMar>
+            <w:top w:w="0" w:type="dxa"/>
+            <w:bottom w:w="0" w:type="dxa"/>
+          </w:tblCellMar>
+        </w:tblPrEx>
         <w:tc>
           <w:tcPr>
             <w:tcW w:w="0" w:type="auto"/>
@@ -1884,6 +1848,12 @@
         </w:tc>
       </w:tr>
       <w:tr>
+        <w:tblPrEx>
+          <w:tblCellMar>
+            <w:top w:w="0" w:type="dxa"/>
+            <w:bottom w:w="0" w:type="dxa"/>
+          </w:tblCellMar>
+        </w:tblPrEx>
         <w:tc>
           <w:tcPr>
             <w:tcW w:w="0" w:type="auto"/>
@@ -1943,6 +1913,12 @@
         </w:tc>
       </w:tr>
       <w:tr>
+        <w:tblPrEx>
+          <w:tblCellMar>
+            <w:top w:w="0" w:type="dxa"/>
+            <w:bottom w:w="0" w:type="dxa"/>
+          </w:tblCellMar>
+        </w:tblPrEx>
         <w:tc>
           <w:tcPr>
             <w:tcW w:w="0" w:type="auto"/>
@@ -2002,6 +1978,12 @@
         </w:tc>
       </w:tr>
       <w:tr>
+        <w:tblPrEx>
+          <w:tblCellMar>
+            <w:top w:w="0" w:type="dxa"/>
+            <w:bottom w:w="0" w:type="dxa"/>
+          </w:tblCellMar>
+        </w:tblPrEx>
         <w:tc>
           <w:tcPr>
             <w:tcW w:w="0" w:type="auto"/>
@@ -2061,6 +2043,12 @@
         </w:tc>
       </w:tr>
       <w:tr>
+        <w:tblPrEx>
+          <w:tblCellMar>
+            <w:top w:w="0" w:type="dxa"/>
+            <w:bottom w:w="0" w:type="dxa"/>
+          </w:tblCellMar>
+        </w:tblPrEx>
         <w:tc>
           <w:tcPr>
             <w:tcW w:w="0" w:type="auto"/>
@@ -2120,6 +2108,12 @@
         </w:tc>
       </w:tr>
       <w:tr>
+        <w:tblPrEx>
+          <w:tblCellMar>
+            <w:top w:w="0" w:type="dxa"/>
+            <w:bottom w:w="0" w:type="dxa"/>
+          </w:tblCellMar>
+        </w:tblPrEx>
         <w:tc>
           <w:tcPr>
             <w:tcW w:w="0" w:type="auto"/>
@@ -2173,54 +2167,18 @@
               <w:rPr>
                 <w:sz w:val="22"/>
               </w:rPr>
-              <w:t xml:space="preserve">Generates bank, </w:t>
-            </w:r>
-            <w:proofErr w:type="spellStart"/>
-            <w:r>
-              <w:rPr>
-                <w:sz w:val="22"/>
-              </w:rPr>
-              <w:t>MoMo</w:t>
-            </w:r>
-            <w:proofErr w:type="spellEnd"/>
-            <w:r>
-              <w:rPr>
-                <w:sz w:val="22"/>
-              </w:rPr>
-              <w:t xml:space="preserve">, </w:t>
-            </w:r>
-            <w:proofErr w:type="spellStart"/>
-            <w:r>
-              <w:rPr>
-                <w:sz w:val="22"/>
-              </w:rPr>
-              <w:t>ZaloPay</w:t>
-            </w:r>
-            <w:proofErr w:type="spellEnd"/>
-            <w:r>
-              <w:rPr>
-                <w:sz w:val="22"/>
-              </w:rPr>
-              <w:t xml:space="preserve">, or </w:t>
-            </w:r>
-            <w:proofErr w:type="spellStart"/>
-            <w:r>
-              <w:rPr>
-                <w:sz w:val="22"/>
-              </w:rPr>
-              <w:t>VNPay</w:t>
-            </w:r>
-            <w:proofErr w:type="spellEnd"/>
-            <w:r>
-              <w:rPr>
-                <w:sz w:val="22"/>
-              </w:rPr>
-              <w:t xml:space="preserve"> QR codes</w:t>
+              <w:t>Generates bank, MoMo, ZaloPay, or VNPay QR codes</w:t>
             </w:r>
           </w:p>
         </w:tc>
       </w:tr>
       <w:tr>
+        <w:tblPrEx>
+          <w:tblCellMar>
+            <w:top w:w="0" w:type="dxa"/>
+            <w:bottom w:w="0" w:type="dxa"/>
+          </w:tblCellMar>
+        </w:tblPrEx>
         <w:tc>
           <w:tcPr>
             <w:tcW w:w="0" w:type="auto"/>
@@ -2280,6 +2238,12 @@
         </w:tc>
       </w:tr>
       <w:tr>
+        <w:tblPrEx>
+          <w:tblCellMar>
+            <w:top w:w="0" w:type="dxa"/>
+            <w:bottom w:w="0" w:type="dxa"/>
+          </w:tblCellMar>
+        </w:tblPrEx>
         <w:tc>
           <w:tcPr>
             <w:tcW w:w="0" w:type="auto"/>
@@ -2339,6 +2303,12 @@
         </w:tc>
       </w:tr>
       <w:tr>
+        <w:tblPrEx>
+          <w:tblCellMar>
+            <w:top w:w="0" w:type="dxa"/>
+            <w:bottom w:w="0" w:type="dxa"/>
+          </w:tblCellMar>
+        </w:tblPrEx>
         <w:tc>
           <w:tcPr>
             <w:tcW w:w="0" w:type="auto"/>
@@ -2398,22 +2368,27 @@
         </w:tc>
       </w:tr>
       <w:tr>
-        <w:tc>
-          <w:tcPr>
-            <w:tcW w:w="0" w:type="auto"/>
-            <w:shd w:val="clear" w:color="auto" w:fill="auto"/>
-          </w:tcPr>
-          <w:p>
-            <w:pPr>
-              <w:rPr>
-                <w:sz w:val="22"/>
-              </w:rPr>
-            </w:pPr>
-            <w:r>
-              <w:rPr>
-                <w:sz w:val="22"/>
-              </w:rPr>
-              <w:lastRenderedPageBreak/>
+        <w:tblPrEx>
+          <w:tblCellMar>
+            <w:top w:w="0" w:type="dxa"/>
+            <w:bottom w:w="0" w:type="dxa"/>
+          </w:tblCellMar>
+        </w:tblPrEx>
+        <w:tc>
+          <w:tcPr>
+            <w:tcW w:w="0" w:type="auto"/>
+            <w:shd w:val="clear" w:color="auto" w:fill="auto"/>
+          </w:tcPr>
+          <w:p>
+            <w:pPr>
+              <w:rPr>
+                <w:sz w:val="22"/>
+              </w:rPr>
+            </w:pPr>
+            <w:r>
+              <w:rPr>
+                <w:sz w:val="22"/>
+              </w:rPr>
               <w:t>F16</w:t>
             </w:r>
           </w:p>
@@ -2452,12 +2427,18 @@
               <w:rPr>
                 <w:sz w:val="22"/>
               </w:rPr>
-              <w:t>Allows administrators to add, update, and delete movies</w:t>
+              <w:t>Allows administrators to add, edit, upload posters, deactivate, or validly delete movies</w:t>
             </w:r>
           </w:p>
         </w:tc>
       </w:tr>
       <w:tr>
+        <w:tblPrEx>
+          <w:tblCellMar>
+            <w:top w:w="0" w:type="dxa"/>
+            <w:bottom w:w="0" w:type="dxa"/>
+          </w:tblCellMar>
+        </w:tblPrEx>
         <w:tc>
           <w:tcPr>
             <w:tcW w:w="0" w:type="auto"/>
@@ -2517,6 +2498,12 @@
         </w:tc>
       </w:tr>
       <w:tr>
+        <w:tblPrEx>
+          <w:tblCellMar>
+            <w:top w:w="0" w:type="dxa"/>
+            <w:bottom w:w="0" w:type="dxa"/>
+          </w:tblCellMar>
+        </w:tblPrEx>
         <w:tc>
           <w:tcPr>
             <w:tcW w:w="0" w:type="auto"/>
@@ -2576,6 +2563,12 @@
         </w:tc>
       </w:tr>
       <w:tr>
+        <w:tblPrEx>
+          <w:tblCellMar>
+            <w:top w:w="0" w:type="dxa"/>
+            <w:bottom w:w="0" w:type="dxa"/>
+          </w:tblCellMar>
+        </w:tblPrEx>
         <w:tc>
           <w:tcPr>
             <w:tcW w:w="0" w:type="auto"/>
@@ -2635,6 +2628,12 @@
         </w:tc>
       </w:tr>
       <w:tr>
+        <w:tblPrEx>
+          <w:tblCellMar>
+            <w:top w:w="0" w:type="dxa"/>
+            <w:bottom w:w="0" w:type="dxa"/>
+          </w:tblCellMar>
+        </w:tblPrEx>
         <w:tc>
           <w:tcPr>
             <w:tcW w:w="0" w:type="auto"/>
@@ -2803,6 +2802,33 @@
         <w:pStyle w:val="ListBullet"/>
         <w:jc w:val="left"/>
       </w:pPr>
+      <w:r>
+        <w:t>Administration, account, booking, and Store changes must be persisted to a JSON state file.</w:t>
+      </w:r>
+    </w:p>
+    <w:p>
+      <w:pPr>
+        <w:pStyle w:val="ListBullet"/>
+        <w:jc w:val="left"/>
+      </w:pPr>
+      <w:r>
+        <w:t>Uploaded posters must be JPG/PNG files no larger than 5 MB and at least 200 x 300 pixels.</w:t>
+      </w:r>
+    </w:p>
+    <w:p>
+      <w:pPr>
+        <w:pStyle w:val="ListBullet"/>
+        <w:jc w:val="left"/>
+      </w:pPr>
+      <w:r>
+        <w:t>Movies with showtimes or issued tickets must not be permanently deleted.</w:t>
+      </w:r>
+    </w:p>
+    <w:p>
+      <w:pPr>
+        <w:pStyle w:val="ListBullet"/>
+        <w:jc w:val="left"/>
+      </w:pPr>
     </w:p>
     <w:p>
       <w:pPr>
@@ -2816,7 +2842,6 @@
         <w:jc w:val="left"/>
       </w:pPr>
       <w:r>
-        <w:lastRenderedPageBreak/>
         <w:t>2.3. Ticket Booking Workflow</w:t>
       </w:r>
     </w:p>
@@ -2829,106 +2854,42 @@
     </w:p>
     <w:p>
       <w:r>
-        <w:t xml:space="preserve">    </w:t>
-      </w:r>
-      <w:proofErr w:type="gramStart"/>
-      <w:r>
-        <w:t>A[</w:t>
-      </w:r>
-      <w:proofErr w:type="gramEnd"/>
-      <w:r>
-        <w:t>"Select a movie"] --&gt; B["Select a showtime"]</w:t>
-      </w:r>
-    </w:p>
-    <w:p>
-      <w:r>
-        <w:t xml:space="preserve">    B --&gt; </w:t>
-      </w:r>
-      <w:proofErr w:type="gramStart"/>
-      <w:r>
-        <w:t>C[</w:t>
-      </w:r>
-      <w:proofErr w:type="gramEnd"/>
-      <w:r>
-        <w:t>"Log in if required"]</w:t>
-      </w:r>
-    </w:p>
-    <w:p>
-      <w:r>
-        <w:t xml:space="preserve">    C --&gt; </w:t>
-      </w:r>
-      <w:proofErr w:type="gramStart"/>
-      <w:r>
-        <w:t>D[</w:t>
-      </w:r>
-      <w:proofErr w:type="gramEnd"/>
-      <w:r>
-        <w:t>"Select seats"]</w:t>
-      </w:r>
-    </w:p>
-    <w:p>
-      <w:r>
-        <w:t xml:space="preserve">    D --&gt; </w:t>
-      </w:r>
-      <w:proofErr w:type="gramStart"/>
-      <w:r>
-        <w:t>E[</w:t>
-      </w:r>
-      <w:proofErr w:type="gramEnd"/>
-      <w:r>
-        <w:t>"Optionally select Store products"]</w:t>
-      </w:r>
-    </w:p>
-    <w:p>
-      <w:r>
-        <w:t xml:space="preserve">    E --&gt; </w:t>
-      </w:r>
-      <w:proofErr w:type="gramStart"/>
-      <w:r>
-        <w:t>F{</w:t>
-      </w:r>
-      <w:proofErr w:type="gramEnd"/>
-      <w:r>
-        <w:t>"Purchase products?"}</w:t>
-      </w:r>
-    </w:p>
-    <w:p>
-      <w:r>
-        <w:t xml:space="preserve">    F --&gt;|Yes| </w:t>
-      </w:r>
-      <w:proofErr w:type="gramStart"/>
-      <w:r>
-        <w:t>G[</w:t>
-      </w:r>
-      <w:proofErr w:type="gramEnd"/>
-      <w:r>
-        <w:t>"Add product cost"]</w:t>
-      </w:r>
-    </w:p>
-    <w:p>
-      <w:r>
-        <w:t xml:space="preserve">    F --&gt;|No| </w:t>
-      </w:r>
-      <w:proofErr w:type="gramStart"/>
-      <w:r>
-        <w:t>H[</w:t>
-      </w:r>
-      <w:proofErr w:type="gramEnd"/>
-      <w:r>
-        <w:t>"Charge ticket cost only"]</w:t>
-      </w:r>
-    </w:p>
-    <w:p>
-      <w:r>
-        <w:t xml:space="preserve">    G --&gt; </w:t>
-      </w:r>
-      <w:proofErr w:type="gramStart"/>
-      <w:r>
-        <w:t>I[</w:t>
-      </w:r>
-      <w:proofErr w:type="gramEnd"/>
-      <w:r>
-        <w:t>"Select QR payment method"]</w:t>
+        <w:t xml:space="preserve">    A["Select a movie"] --&gt; B["Select a showtime"]</w:t>
+      </w:r>
+    </w:p>
+    <w:p>
+      <w:r>
+        <w:t xml:space="preserve">    B --&gt; C["Log in if required"]</w:t>
+      </w:r>
+    </w:p>
+    <w:p>
+      <w:r>
+        <w:t xml:space="preserve">    C --&gt; D["Select seats"]</w:t>
+      </w:r>
+    </w:p>
+    <w:p>
+      <w:r>
+        <w:t xml:space="preserve">    D --&gt; E["Optionally select Store products"]</w:t>
+      </w:r>
+    </w:p>
+    <w:p>
+      <w:r>
+        <w:t xml:space="preserve">    E --&gt; F{"Purchase products?"}</w:t>
+      </w:r>
+    </w:p>
+    <w:p>
+      <w:r>
+        <w:t xml:space="preserve">    F --&gt;|Yes| G["Add product cost"]</w:t>
+      </w:r>
+    </w:p>
+    <w:p>
+      <w:r>
+        <w:t xml:space="preserve">    F --&gt;|No| H["Charge ticket cost only"]</w:t>
+      </w:r>
+    </w:p>
+    <w:p>
+      <w:r>
+        <w:t xml:space="preserve">    G --&gt; I["Select QR payment method"]</w:t>
       </w:r>
     </w:p>
     <w:p>
@@ -2938,44 +2899,20 @@
     </w:p>
     <w:p>
       <w:r>
-        <w:t xml:space="preserve">    I --&gt; </w:t>
-      </w:r>
-      <w:proofErr w:type="gramStart"/>
-      <w:r>
-        <w:t>J[</w:t>
-      </w:r>
-      <w:proofErr w:type="gramEnd"/>
-      <w:r>
-        <w:t>"Confirm payment"]</w:t>
-      </w:r>
-    </w:p>
-    <w:p>
-      <w:r>
-        <w:t xml:space="preserve">    J --&gt; </w:t>
-      </w:r>
-      <w:proofErr w:type="gramStart"/>
-      <w:r>
-        <w:t>K[</w:t>
-      </w:r>
-      <w:proofErr w:type="gramEnd"/>
-      <w:r>
-        <w:t>"Create booking and ticket code"]</w:t>
-      </w:r>
-    </w:p>
-    <w:p>
-      <w:pPr>
-        <w:jc w:val="left"/>
-      </w:pPr>
-      <w:r>
-        <w:t xml:space="preserve">    K --&gt; </w:t>
-      </w:r>
-      <w:proofErr w:type="gramStart"/>
-      <w:r>
-        <w:t>L[</w:t>
-      </w:r>
-      <w:proofErr w:type="gramEnd"/>
-      <w:r>
-        <w:t>"Send ticket email"]</w:t>
+        <w:t xml:space="preserve">    I --&gt; J["Confirm payment"]</w:t>
+      </w:r>
+    </w:p>
+    <w:p>
+      <w:r>
+        <w:t xml:space="preserve">    J --&gt; K["Create booking and ticket code"]</w:t>
+      </w:r>
+    </w:p>
+    <w:p>
+      <w:pPr>
+        <w:jc w:val="left"/>
+      </w:pPr>
+      <w:r>
+        <w:t xml:space="preserve">    K --&gt; L["Send ticket email"]</w:t>
       </w:r>
     </w:p>
     <w:p>
@@ -3016,42 +2953,17 @@
     </w:p>
     <w:p>
       <w:r>
-        <w:t xml:space="preserve">    </w:t>
-      </w:r>
-      <w:proofErr w:type="gramStart"/>
-      <w:r>
-        <w:t>A[</w:t>
-      </w:r>
-      <w:proofErr w:type="gramEnd"/>
-      <w:r>
-        <w:t>"Open the Store"] --&gt; B["Select popcorn, drinks, or combos"]</w:t>
-      </w:r>
-    </w:p>
-    <w:p>
-      <w:r>
-        <w:lastRenderedPageBreak/>
-        <w:t xml:space="preserve">    B --&gt; </w:t>
-      </w:r>
-      <w:proofErr w:type="gramStart"/>
-      <w:r>
-        <w:t>C[</w:t>
-      </w:r>
-      <w:proofErr w:type="gramEnd"/>
-      <w:r>
-        <w:t>"Update quantities"]</w:t>
-      </w:r>
-    </w:p>
-    <w:p>
-      <w:r>
-        <w:t xml:space="preserve">    C --&gt; </w:t>
-      </w:r>
-      <w:proofErr w:type="gramStart"/>
-      <w:r>
-        <w:t>D[</w:t>
-      </w:r>
-      <w:proofErr w:type="gramEnd"/>
-      <w:r>
-        <w:t>"Proceed to Store checkout"]</w:t>
+        <w:t xml:space="preserve">    A["Open the Store"] --&gt; B["Select popcorn, drinks, or combos"]</w:t>
+      </w:r>
+    </w:p>
+    <w:p>
+      <w:r>
+        <w:t xml:space="preserve">    B --&gt; C["Update quantities"]</w:t>
+      </w:r>
+    </w:p>
+    <w:p>
+      <w:r>
+        <w:t xml:space="preserve">    C --&gt; D["Proceed to Store checkout"]</w:t>
       </w:r>
     </w:p>
     <w:p>
@@ -3061,28 +2973,12 @@
     </w:p>
     <w:p>
       <w:r>
-        <w:t xml:space="preserve">    E --&gt;|No| </w:t>
-      </w:r>
-      <w:proofErr w:type="gramStart"/>
-      <w:r>
-        <w:t>F[</w:t>
-      </w:r>
-      <w:proofErr w:type="gramEnd"/>
-      <w:r>
-        <w:t>"Log in while preserving the cart"]</w:t>
-      </w:r>
-    </w:p>
-    <w:p>
-      <w:r>
-        <w:t xml:space="preserve">    E --&gt;|Yes| </w:t>
-      </w:r>
-      <w:proofErr w:type="gramStart"/>
-      <w:r>
-        <w:t>G[</w:t>
-      </w:r>
-      <w:proofErr w:type="gramEnd"/>
-      <w:r>
-        <w:t>"Generate payment QR"]</w:t>
+        <w:t xml:space="preserve">    E --&gt;|No| F["Log in while preserving the cart"]</w:t>
+      </w:r>
+    </w:p>
+    <w:p>
+      <w:r>
+        <w:t xml:space="preserve">    E --&gt;|Yes| G["Generate payment QR"]</w:t>
       </w:r>
     </w:p>
     <w:p>
@@ -3092,44 +2988,20 @@
     </w:p>
     <w:p>
       <w:r>
-        <w:t xml:space="preserve">    G --&gt; </w:t>
-      </w:r>
-      <w:proofErr w:type="gramStart"/>
-      <w:r>
-        <w:t>H[</w:t>
-      </w:r>
-      <w:proofErr w:type="gramEnd"/>
-      <w:r>
-        <w:t>"Confirm payment"]</w:t>
-      </w:r>
-    </w:p>
-    <w:p>
-      <w:r>
-        <w:t xml:space="preserve">    H --&gt; </w:t>
-      </w:r>
-      <w:proofErr w:type="gramStart"/>
-      <w:r>
-        <w:t>I[</w:t>
-      </w:r>
-      <w:proofErr w:type="gramEnd"/>
-      <w:r>
-        <w:t>"Generate SHOP pickup code"]</w:t>
-      </w:r>
-    </w:p>
-    <w:p>
-      <w:pPr>
-        <w:jc w:val="left"/>
-      </w:pPr>
-      <w:r>
-        <w:t xml:space="preserve">    I --&gt; </w:t>
-      </w:r>
-      <w:proofErr w:type="gramStart"/>
-      <w:r>
-        <w:t>J[</w:t>
-      </w:r>
-      <w:proofErr w:type="gramEnd"/>
-      <w:r>
-        <w:t>"Send pickup-code email"]</w:t>
+        <w:t xml:space="preserve">    G --&gt; H["Confirm payment"]</w:t>
+      </w:r>
+    </w:p>
+    <w:p>
+      <w:r>
+        <w:t xml:space="preserve">    H --&gt; I["Generate SHOP pickup code"]</w:t>
+      </w:r>
+    </w:p>
+    <w:p>
+      <w:pPr>
+        <w:jc w:val="left"/>
+      </w:pPr>
+      <w:r>
+        <w:t xml:space="preserve">    I --&gt; J["Send pickup-code email"]</w:t>
       </w:r>
     </w:p>
     <w:p>
@@ -3183,6 +3055,12 @@
         <w:gridCol w:w="1573"/>
       </w:tblGrid>
       <w:tr>
+        <w:tblPrEx>
+          <w:tblCellMar>
+            <w:top w:w="0" w:type="dxa"/>
+            <w:bottom w:w="0" w:type="dxa"/>
+          </w:tblCellMar>
+        </w:tblPrEx>
         <w:tc>
           <w:tcPr>
             <w:tcW w:w="0" w:type="auto"/>
@@ -3269,6 +3147,12 @@
         </w:tc>
       </w:tr>
       <w:tr>
+        <w:tblPrEx>
+          <w:tblCellMar>
+            <w:top w:w="0" w:type="dxa"/>
+            <w:bottom w:w="0" w:type="dxa"/>
+          </w:tblCellMar>
+        </w:tblPrEx>
         <w:tc>
           <w:tcPr>
             <w:tcW w:w="0" w:type="auto"/>
@@ -3347,6 +3231,12 @@
         </w:tc>
       </w:tr>
       <w:tr>
+        <w:tblPrEx>
+          <w:tblCellMar>
+            <w:top w:w="0" w:type="dxa"/>
+            <w:bottom w:w="0" w:type="dxa"/>
+          </w:tblCellMar>
+        </w:tblPrEx>
         <w:tc>
           <w:tcPr>
             <w:tcW w:w="0" w:type="auto"/>
@@ -3425,6 +3315,12 @@
         </w:tc>
       </w:tr>
       <w:tr>
+        <w:tblPrEx>
+          <w:tblCellMar>
+            <w:top w:w="0" w:type="dxa"/>
+            <w:bottom w:w="0" w:type="dxa"/>
+          </w:tblCellMar>
+        </w:tblPrEx>
         <w:tc>
           <w:tcPr>
             <w:tcW w:w="0" w:type="auto"/>
@@ -3503,6 +3399,12 @@
         </w:tc>
       </w:tr>
       <w:tr>
+        <w:tblPrEx>
+          <w:tblCellMar>
+            <w:top w:w="0" w:type="dxa"/>
+            <w:bottom w:w="0" w:type="dxa"/>
+          </w:tblCellMar>
+        </w:tblPrEx>
         <w:tc>
           <w:tcPr>
             <w:tcW w:w="0" w:type="auto"/>
@@ -3581,6 +3483,12 @@
         </w:tc>
       </w:tr>
       <w:tr>
+        <w:tblPrEx>
+          <w:tblCellMar>
+            <w:top w:w="0" w:type="dxa"/>
+            <w:bottom w:w="0" w:type="dxa"/>
+          </w:tblCellMar>
+        </w:tblPrEx>
         <w:tc>
           <w:tcPr>
             <w:tcW w:w="0" w:type="auto"/>
@@ -3659,6 +3567,12 @@
         </w:tc>
       </w:tr>
       <w:tr>
+        <w:tblPrEx>
+          <w:tblCellMar>
+            <w:top w:w="0" w:type="dxa"/>
+            <w:bottom w:w="0" w:type="dxa"/>
+          </w:tblCellMar>
+        </w:tblPrEx>
         <w:tc>
           <w:tcPr>
             <w:tcW w:w="0" w:type="auto"/>
@@ -3737,6 +3651,12 @@
         </w:tc>
       </w:tr>
       <w:tr>
+        <w:tblPrEx>
+          <w:tblCellMar>
+            <w:top w:w="0" w:type="dxa"/>
+            <w:bottom w:w="0" w:type="dxa"/>
+          </w:tblCellMar>
+        </w:tblPrEx>
         <w:tc>
           <w:tcPr>
             <w:tcW w:w="0" w:type="auto"/>
@@ -3873,37 +3793,16 @@
         <w:jc w:val="left"/>
       </w:pPr>
       <w:r>
-        <w:t xml:space="preserve">View: uses </w:t>
-      </w:r>
-      <w:proofErr w:type="gramStart"/>
-      <w:r>
-        <w:t>Razor .</w:t>
-      </w:r>
-      <w:proofErr w:type="spellStart"/>
-      <w:r>
-        <w:t>cshtml</w:t>
-      </w:r>
-      <w:proofErr w:type="spellEnd"/>
-      <w:proofErr w:type="gramEnd"/>
-      <w:r>
-        <w:t xml:space="preserve"> templates to display data and receive user interactions.</w:t>
-      </w:r>
-    </w:p>
-    <w:p>
-      <w:pPr>
-        <w:pStyle w:val="ListBullet"/>
-        <w:jc w:val="left"/>
-      </w:pPr>
-      <w:r>
-        <w:t xml:space="preserve">Controller: processes </w:t>
-      </w:r>
-      <w:proofErr w:type="gramStart"/>
-      <w:r>
-        <w:t>requests</w:t>
-      </w:r>
-      <w:proofErr w:type="gramEnd"/>
-      <w:r>
-        <w:t>, validates data, performs business logic, and communicates with the data store.</w:t>
+        <w:t>View: uses Razor .cshtml templates to display data and receive user interactions.</w:t>
+      </w:r>
+    </w:p>
+    <w:p>
+      <w:pPr>
+        <w:pStyle w:val="ListBullet"/>
+        <w:jc w:val="left"/>
+      </w:pPr>
+      <w:r>
+        <w:t>Controller: processes requests, validates data, performs business logic, and communicates with the data store.</w:t>
       </w:r>
     </w:p>
     <w:p>
@@ -3933,125 +3832,60 @@
         <w:jc w:val="left"/>
       </w:pPr>
       <w:r>
-        <w:t xml:space="preserve">    U["User"] --&gt; </w:t>
-      </w:r>
-      <w:proofErr w:type="gramStart"/>
-      <w:r>
-        <w:t>V[</w:t>
-      </w:r>
-      <w:proofErr w:type="gramEnd"/>
-      <w:r>
-        <w:t>"Razor View"]</w:t>
-      </w:r>
-    </w:p>
-    <w:p>
-      <w:pPr>
-        <w:pStyle w:val="ListBullet"/>
-        <w:jc w:val="left"/>
-      </w:pPr>
-      <w:r>
-        <w:t xml:space="preserve">    V --&gt; </w:t>
-      </w:r>
-      <w:proofErr w:type="gramStart"/>
-      <w:r>
-        <w:t>C[</w:t>
-      </w:r>
-      <w:proofErr w:type="gramEnd"/>
-      <w:r>
-        <w:t>"</w:t>
-      </w:r>
-      <w:proofErr w:type="spellStart"/>
-      <w:r>
-        <w:t>MovieController</w:t>
-      </w:r>
-      <w:proofErr w:type="spellEnd"/>
-      <w:r>
-        <w:t xml:space="preserve"> / </w:t>
-      </w:r>
-      <w:proofErr w:type="spellStart"/>
-      <w:r>
-        <w:t>AdminController</w:t>
-      </w:r>
-      <w:proofErr w:type="spellEnd"/>
-      <w:r>
-        <w:t>"]</w:t>
-      </w:r>
-    </w:p>
-    <w:p>
-      <w:pPr>
-        <w:pStyle w:val="ListBullet"/>
-        <w:jc w:val="left"/>
-      </w:pPr>
-      <w:r>
-        <w:t xml:space="preserve">    C --&gt; </w:t>
-      </w:r>
-      <w:proofErr w:type="gramStart"/>
-      <w:r>
-        <w:t>M[</w:t>
-      </w:r>
-      <w:proofErr w:type="gramEnd"/>
-      <w:r>
-        <w:t>"Domain Models"]</w:t>
-      </w:r>
-    </w:p>
-    <w:p>
-      <w:pPr>
-        <w:pStyle w:val="ListBullet"/>
-        <w:jc w:val="left"/>
-      </w:pPr>
-      <w:r>
-        <w:t xml:space="preserve">    C --&gt; S["</w:t>
-      </w:r>
-      <w:proofErr w:type="spellStart"/>
-      <w:r>
-        <w:t>CinemaStore</w:t>
-      </w:r>
-      <w:proofErr w:type="spellEnd"/>
-      <w:r>
-        <w:t>"]</w:t>
-      </w:r>
-    </w:p>
-    <w:p>
-      <w:pPr>
-        <w:pStyle w:val="ListBullet"/>
-        <w:jc w:val="left"/>
-      </w:pPr>
-      <w:r>
-        <w:t xml:space="preserve">    C --&gt; Q["</w:t>
-      </w:r>
-      <w:proofErr w:type="spellStart"/>
-      <w:r>
-        <w:t>QRCoder</w:t>
-      </w:r>
-      <w:proofErr w:type="spellEnd"/>
-      <w:r>
-        <w:t>"]</w:t>
-      </w:r>
-    </w:p>
-    <w:p>
-      <w:pPr>
-        <w:pStyle w:val="ListBullet"/>
-        <w:jc w:val="left"/>
-      </w:pPr>
-      <w:r>
-        <w:t xml:space="preserve">    C --&gt; E["</w:t>
-      </w:r>
-      <w:proofErr w:type="spellStart"/>
-      <w:r>
-        <w:t>TicketEmailService</w:t>
-      </w:r>
-      <w:proofErr w:type="spellEnd"/>
-      <w:r>
-        <w:t>"]</w:t>
-      </w:r>
-    </w:p>
-    <w:p>
-      <w:pPr>
-        <w:pStyle w:val="ListBullet"/>
-        <w:jc w:val="left"/>
-      </w:pPr>
-      <w:r>
-        <w:lastRenderedPageBreak/>
+        <w:t xml:space="preserve">    U["User"] --&gt; V["Razor View"]</w:t>
+      </w:r>
+    </w:p>
+    <w:p>
+      <w:pPr>
+        <w:pStyle w:val="ListBullet"/>
+        <w:jc w:val="left"/>
+      </w:pPr>
+      <w:r>
+        <w:t xml:space="preserve">    V --&gt; C["MovieController / AdminController"]</w:t>
+      </w:r>
+    </w:p>
+    <w:p>
+      <w:pPr>
+        <w:pStyle w:val="ListBullet"/>
+        <w:jc w:val="left"/>
+      </w:pPr>
+      <w:r>
+        <w:t xml:space="preserve">    C --&gt; M["Domain Models"]</w:t>
+      </w:r>
+    </w:p>
+    <w:p>
+      <w:pPr>
+        <w:pStyle w:val="ListBullet"/>
+        <w:jc w:val="left"/>
+      </w:pPr>
+      <w:r>
+        <w:t xml:space="preserve">    C --&gt; S["CinemaStore"]</w:t>
+      </w:r>
+    </w:p>
+    <w:p>
+      <w:pPr>
+        <w:pStyle w:val="ListBullet"/>
+        <w:jc w:val="left"/>
+      </w:pPr>
+      <w:r>
+        <w:t xml:space="preserve">    C --&gt; Q["QRCoder"]</w:t>
+      </w:r>
+    </w:p>
+    <w:p>
+      <w:pPr>
+        <w:pStyle w:val="ListBullet"/>
+        <w:jc w:val="left"/>
+      </w:pPr>
+      <w:r>
+        <w:t xml:space="preserve">    C --&gt; E["TicketEmailService"]</w:t>
+      </w:r>
+    </w:p>
+    <w:p>
+      <w:pPr>
+        <w:pStyle w:val="ListBullet"/>
+        <w:jc w:val="left"/>
+      </w:pPr>
+      <w:r>
         <w:t xml:space="preserve">    S --&gt; C</w:t>
       </w:r>
     </w:p>
@@ -4112,6 +3946,12 @@
         <w:gridCol w:w="4756"/>
       </w:tblGrid>
       <w:tr>
+        <w:tblPrEx>
+          <w:tblCellMar>
+            <w:top w:w="0" w:type="dxa"/>
+            <w:bottom w:w="0" w:type="dxa"/>
+          </w:tblCellMar>
+        </w:tblPrEx>
         <w:tc>
           <w:tcPr>
             <w:tcW w:w="0" w:type="auto"/>
@@ -4156,25 +3996,29 @@
         </w:tc>
       </w:tr>
       <w:tr>
-        <w:tc>
-          <w:tcPr>
-            <w:tcW w:w="0" w:type="auto"/>
-            <w:shd w:val="clear" w:color="auto" w:fill="auto"/>
-          </w:tcPr>
-          <w:p>
-            <w:pPr>
-              <w:rPr>
-                <w:sz w:val="22"/>
-              </w:rPr>
-            </w:pPr>
-            <w:proofErr w:type="spellStart"/>
+        <w:tblPrEx>
+          <w:tblCellMar>
+            <w:top w:w="0" w:type="dxa"/>
+            <w:bottom w:w="0" w:type="dxa"/>
+          </w:tblCellMar>
+        </w:tblPrEx>
+        <w:tc>
+          <w:tcPr>
+            <w:tcW w:w="0" w:type="auto"/>
+            <w:shd w:val="clear" w:color="auto" w:fill="auto"/>
+          </w:tcPr>
+          <w:p>
+            <w:pPr>
+              <w:rPr>
+                <w:sz w:val="22"/>
+              </w:rPr>
+            </w:pPr>
             <w:r>
               <w:rPr>
                 <w:sz w:val="22"/>
               </w:rPr>
               <w:t>Movy</w:t>
             </w:r>
-            <w:proofErr w:type="spellEnd"/>
           </w:p>
         </w:tc>
         <w:tc>
@@ -4198,6 +4042,12 @@
         </w:tc>
       </w:tr>
       <w:tr>
+        <w:tblPrEx>
+          <w:tblCellMar>
+            <w:top w:w="0" w:type="dxa"/>
+            <w:bottom w:w="0" w:type="dxa"/>
+          </w:tblCellMar>
+        </w:tblPrEx>
         <w:tc>
           <w:tcPr>
             <w:tcW w:w="0" w:type="auto"/>
@@ -4238,6 +4088,12 @@
         </w:tc>
       </w:tr>
       <w:tr>
+        <w:tblPrEx>
+          <w:tblCellMar>
+            <w:top w:w="0" w:type="dxa"/>
+            <w:bottom w:w="0" w:type="dxa"/>
+          </w:tblCellMar>
+        </w:tblPrEx>
         <w:tc>
           <w:tcPr>
             <w:tcW w:w="0" w:type="auto"/>
@@ -4278,6 +4134,12 @@
         </w:tc>
       </w:tr>
       <w:tr>
+        <w:tblPrEx>
+          <w:tblCellMar>
+            <w:top w:w="0" w:type="dxa"/>
+            <w:bottom w:w="0" w:type="dxa"/>
+          </w:tblCellMar>
+        </w:tblPrEx>
         <w:tc>
           <w:tcPr>
             <w:tcW w:w="0" w:type="auto"/>
@@ -4318,6 +4180,12 @@
         </w:tc>
       </w:tr>
       <w:tr>
+        <w:tblPrEx>
+          <w:tblCellMar>
+            <w:top w:w="0" w:type="dxa"/>
+            <w:bottom w:w="0" w:type="dxa"/>
+          </w:tblCellMar>
+        </w:tblPrEx>
         <w:tc>
           <w:tcPr>
             <w:tcW w:w="0" w:type="auto"/>
@@ -4358,6 +4226,12 @@
         </w:tc>
       </w:tr>
       <w:tr>
+        <w:tblPrEx>
+          <w:tblCellMar>
+            <w:top w:w="0" w:type="dxa"/>
+            <w:bottom w:w="0" w:type="dxa"/>
+          </w:tblCellMar>
+        </w:tblPrEx>
         <w:tc>
           <w:tcPr>
             <w:tcW w:w="0" w:type="auto"/>
@@ -4398,6 +4272,12 @@
         </w:tc>
       </w:tr>
       <w:tr>
+        <w:tblPrEx>
+          <w:tblCellMar>
+            <w:top w:w="0" w:type="dxa"/>
+            <w:bottom w:w="0" w:type="dxa"/>
+          </w:tblCellMar>
+        </w:tblPrEx>
         <w:tc>
           <w:tcPr>
             <w:tcW w:w="0" w:type="auto"/>
@@ -4438,25 +4318,29 @@
         </w:tc>
       </w:tr>
       <w:tr>
-        <w:tc>
-          <w:tcPr>
-            <w:tcW w:w="0" w:type="auto"/>
-            <w:shd w:val="clear" w:color="auto" w:fill="auto"/>
-          </w:tcPr>
-          <w:p>
-            <w:pPr>
-              <w:rPr>
-                <w:sz w:val="22"/>
-              </w:rPr>
-            </w:pPr>
-            <w:proofErr w:type="spellStart"/>
+        <w:tblPrEx>
+          <w:tblCellMar>
+            <w:top w:w="0" w:type="dxa"/>
+            <w:bottom w:w="0" w:type="dxa"/>
+          </w:tblCellMar>
+        </w:tblPrEx>
+        <w:tc>
+          <w:tcPr>
+            <w:tcW w:w="0" w:type="auto"/>
+            <w:shd w:val="clear" w:color="auto" w:fill="auto"/>
+          </w:tcPr>
+          <w:p>
+            <w:pPr>
+              <w:rPr>
+                <w:sz w:val="22"/>
+              </w:rPr>
+            </w:pPr>
             <w:r>
               <w:rPr>
                 <w:sz w:val="22"/>
               </w:rPr>
               <w:t>ConcessionProduct</w:t>
             </w:r>
-            <w:proofErr w:type="spellEnd"/>
           </w:p>
         </w:tc>
         <w:tc>
@@ -4480,25 +4364,29 @@
         </w:tc>
       </w:tr>
       <w:tr>
-        <w:tc>
-          <w:tcPr>
-            <w:tcW w:w="0" w:type="auto"/>
-            <w:shd w:val="clear" w:color="auto" w:fill="auto"/>
-          </w:tcPr>
-          <w:p>
-            <w:pPr>
-              <w:rPr>
-                <w:sz w:val="22"/>
-              </w:rPr>
-            </w:pPr>
-            <w:proofErr w:type="spellStart"/>
+        <w:tblPrEx>
+          <w:tblCellMar>
+            <w:top w:w="0" w:type="dxa"/>
+            <w:bottom w:w="0" w:type="dxa"/>
+          </w:tblCellMar>
+        </w:tblPrEx>
+        <w:tc>
+          <w:tcPr>
+            <w:tcW w:w="0" w:type="auto"/>
+            <w:shd w:val="clear" w:color="auto" w:fill="auto"/>
+          </w:tcPr>
+          <w:p>
+            <w:pPr>
+              <w:rPr>
+                <w:sz w:val="22"/>
+              </w:rPr>
+            </w:pPr>
             <w:r>
               <w:rPr>
                 <w:sz w:val="22"/>
               </w:rPr>
               <w:t>ConcessionOrderItem</w:t>
             </w:r>
-            <w:proofErr w:type="spellEnd"/>
           </w:p>
         </w:tc>
         <w:tc>
@@ -4522,25 +4410,29 @@
         </w:tc>
       </w:tr>
       <w:tr>
-        <w:tc>
-          <w:tcPr>
-            <w:tcW w:w="0" w:type="auto"/>
-            <w:shd w:val="clear" w:color="auto" w:fill="auto"/>
-          </w:tcPr>
-          <w:p>
-            <w:pPr>
-              <w:rPr>
-                <w:sz w:val="22"/>
-              </w:rPr>
-            </w:pPr>
-            <w:proofErr w:type="spellStart"/>
+        <w:tblPrEx>
+          <w:tblCellMar>
+            <w:top w:w="0" w:type="dxa"/>
+            <w:bottom w:w="0" w:type="dxa"/>
+          </w:tblCellMar>
+        </w:tblPrEx>
+        <w:tc>
+          <w:tcPr>
+            <w:tcW w:w="0" w:type="auto"/>
+            <w:shd w:val="clear" w:color="auto" w:fill="auto"/>
+          </w:tcPr>
+          <w:p>
+            <w:pPr>
+              <w:rPr>
+                <w:sz w:val="22"/>
+              </w:rPr>
+            </w:pPr>
             <w:r>
               <w:rPr>
                 <w:sz w:val="22"/>
               </w:rPr>
               <w:t>StoreOrder</w:t>
             </w:r>
-            <w:proofErr w:type="spellEnd"/>
           </w:p>
         </w:tc>
         <w:tc>
@@ -4564,6 +4456,12 @@
         </w:tc>
       </w:tr>
       <w:tr>
+        <w:tblPrEx>
+          <w:tblCellMar>
+            <w:top w:w="0" w:type="dxa"/>
+            <w:bottom w:w="0" w:type="dxa"/>
+          </w:tblCellMar>
+        </w:tblPrEx>
         <w:tc>
           <w:tcPr>
             <w:tcW w:w="0" w:type="auto"/>
@@ -4613,191 +4511,25 @@
         <w:jc w:val="left"/>
       </w:pPr>
       <w:r>
-        <w:t>3.3. Proposed SQL Server Data Model</w:t>
-      </w:r>
-    </w:p>
-    <w:p/>
-    <w:p/>
-    <w:p>
-      <w:proofErr w:type="spellStart"/>
-      <w:r>
-        <w:t>erDiagram</w:t>
-      </w:r>
-      <w:proofErr w:type="spellEnd"/>
-    </w:p>
-    <w:p>
-      <w:r>
-        <w:t xml:space="preserve">    USERS ||--</w:t>
-      </w:r>
-      <w:proofErr w:type="gramStart"/>
-      <w:r>
-        <w:t>o{ BOOKINGS</w:t>
-      </w:r>
-      <w:proofErr w:type="gramEnd"/>
-      <w:r>
-        <w:t xml:space="preserve"> : creates</w:t>
-      </w:r>
-    </w:p>
-    <w:p>
-      <w:r>
-        <w:t xml:space="preserve">    USERS ||--</w:t>
-      </w:r>
-      <w:proofErr w:type="gramStart"/>
-      <w:r>
-        <w:t>o{ STORE</w:t>
-      </w:r>
-      <w:proofErr w:type="gramEnd"/>
-      <w:r>
-        <w:t>_ORDERS : creates</w:t>
-      </w:r>
-    </w:p>
-    <w:p>
-      <w:r>
-        <w:t xml:space="preserve">    MOVIES ||--</w:t>
-      </w:r>
-      <w:proofErr w:type="gramStart"/>
-      <w:r>
-        <w:t>o{ SHOWTIMES</w:t>
-      </w:r>
-      <w:proofErr w:type="gramEnd"/>
-      <w:r>
-        <w:t xml:space="preserve"> : has</w:t>
-      </w:r>
-    </w:p>
-    <w:p>
-      <w:r>
-        <w:t xml:space="preserve">    CINEMAS ||--</w:t>
-      </w:r>
-      <w:proofErr w:type="gramStart"/>
-      <w:r>
-        <w:t>o{ ROOMS</w:t>
-      </w:r>
-      <w:proofErr w:type="gramEnd"/>
-      <w:r>
-        <w:t xml:space="preserve"> : contains</w:t>
-      </w:r>
-    </w:p>
-    <w:p>
-      <w:r>
-        <w:t xml:space="preserve">    ROOMS ||--</w:t>
-      </w:r>
-      <w:proofErr w:type="gramStart"/>
-      <w:r>
-        <w:t>o{ SHOWTIMES</w:t>
-      </w:r>
-      <w:proofErr w:type="gramEnd"/>
-      <w:r>
-        <w:t xml:space="preserve"> : hosts</w:t>
-      </w:r>
-    </w:p>
-    <w:p>
-      <w:r>
-        <w:t xml:space="preserve">    ROOMS ||--</w:t>
-      </w:r>
-      <w:proofErr w:type="gramStart"/>
-      <w:r>
-        <w:t>o{ SEATS</w:t>
-      </w:r>
-      <w:proofErr w:type="gramEnd"/>
-      <w:r>
-        <w:t xml:space="preserve"> : contains</w:t>
-      </w:r>
-    </w:p>
-    <w:p>
-      <w:r>
-        <w:t xml:space="preserve">    SHOWTIMES ||--</w:t>
-      </w:r>
-      <w:proofErr w:type="gramStart"/>
-      <w:r>
-        <w:t>o{ BOOKINGS</w:t>
-      </w:r>
-      <w:proofErr w:type="gramEnd"/>
-      <w:r>
-        <w:t xml:space="preserve"> : </w:t>
-      </w:r>
-      <w:proofErr w:type="spellStart"/>
-      <w:r>
-        <w:t>belongs_to</w:t>
-      </w:r>
-      <w:proofErr w:type="spellEnd"/>
-    </w:p>
-    <w:p>
-      <w:r>
-        <w:t xml:space="preserve">    BOOKINGS ||--</w:t>
-      </w:r>
-      <w:proofErr w:type="gramStart"/>
-      <w:r>
-        <w:t>o{ BOOKING</w:t>
-      </w:r>
-      <w:proofErr w:type="gramEnd"/>
-      <w:r>
-        <w:t>_SEATS : contains</w:t>
-      </w:r>
-    </w:p>
-    <w:p>
-      <w:r>
-        <w:t xml:space="preserve">    BOOKINGS ||--</w:t>
-      </w:r>
-      <w:proofErr w:type="gramStart"/>
-      <w:r>
-        <w:t>o{ BOOKING</w:t>
-      </w:r>
-      <w:proofErr w:type="gramEnd"/>
-      <w:r>
-        <w:t>_ITEMS : includes</w:t>
-      </w:r>
-    </w:p>
-    <w:p>
-      <w:r>
-        <w:t xml:space="preserve">    FOODS ||--</w:t>
-      </w:r>
-      <w:proofErr w:type="gramStart"/>
-      <w:r>
-        <w:t>o{ BOOKING</w:t>
-      </w:r>
-      <w:proofErr w:type="gramEnd"/>
-      <w:r>
-        <w:t xml:space="preserve">_ITEMS : </w:t>
-      </w:r>
-      <w:proofErr w:type="spellStart"/>
-      <w:r>
-        <w:t>referenced_by</w:t>
-      </w:r>
-      <w:proofErr w:type="spellEnd"/>
-    </w:p>
-    <w:p>
-      <w:r>
-        <w:t xml:space="preserve">    STORE_ORDERS ||--</w:t>
-      </w:r>
-      <w:proofErr w:type="gramStart"/>
-      <w:r>
-        <w:t>o{ STORE</w:t>
-      </w:r>
-      <w:proofErr w:type="gramEnd"/>
-      <w:r>
-        <w:t>_ORDER_ITEMS : contains</w:t>
-      </w:r>
-    </w:p>
-    <w:p>
-      <w:pPr>
-        <w:jc w:val="left"/>
-      </w:pPr>
-      <w:r>
-        <w:t xml:space="preserve">    FOODS ||--</w:t>
-      </w:r>
-      <w:proofErr w:type="gramStart"/>
-      <w:r>
-        <w:t>o{ STORE</w:t>
-      </w:r>
-      <w:proofErr w:type="gramEnd"/>
-      <w:r>
-        <w:t xml:space="preserve">_ORDER_ITEMS : </w:t>
-      </w:r>
-      <w:proofErr w:type="spellStart"/>
-      <w:r>
-        <w:t>referenced_by</w:t>
-      </w:r>
-      <w:proofErr w:type="spellEnd"/>
+        <w:t>3.3. Current Persistence Mechanism</w:t>
+      </w:r>
+    </w:p>
+    <w:p/>
+    <w:p/>
+    <w:p>
+      <w:r>
+        <w:t>On the first application start, CinemaStore creates the built-in seed data in memory. After every modifying operation, including movie editing, account registration, ticket booking, and Store ordering, the required application state is serialized to:</w:t>
+      </w:r>
+    </w:p>
+    <w:p/>
+    <w:p/>
+    <w:p>
+      <w:pPr>
+        <w:jc w:val="left"/>
+      </w:pPr>
+      <w:r>
+        <w:t>MovieTicketDB/App_Data/cinema-state.json</w:t>
+      </w:r>
     </w:p>
     <w:p>
       <w:pPr>
@@ -4820,6 +4552,119 @@
       </w:pPr>
     </w:p>
     <w:p>
+      <w:r>
+        <w:t>When IIS Express or the website restarts, the application reads the JSON file and reconnects the relationships among movies, cinemas, rooms, and showtimes. Therefore, administrator changes and transactions are no longer lost when the website stops.</w:t>
+      </w:r>
+    </w:p>
+    <w:p/>
+    <w:p/>
+    <w:p>
+      <w:r>
+        <w:t>The state file is excluded through .gitignore because it contains operational user data and hashed passwords.</w:t>
+      </w:r>
+    </w:p>
+    <w:p/>
+    <w:p/>
+    <w:p>
+      <w:pPr>
+        <w:pStyle w:val="Heading2"/>
+        <w:jc w:val="left"/>
+      </w:pPr>
+      <w:r>
+        <w:t>3.4. Proposed SQL Server Data Model</w:t>
+      </w:r>
+    </w:p>
+    <w:p/>
+    <w:p/>
+    <w:p>
+      <w:r>
+        <w:t>erDiagram</w:t>
+      </w:r>
+    </w:p>
+    <w:p>
+      <w:r>
+        <w:t xml:space="preserve">    USERS ||--o{ BOOKINGS : creates</w:t>
+      </w:r>
+    </w:p>
+    <w:p>
+      <w:r>
+        <w:t xml:space="preserve">    USERS ||--o{ STORE_ORDERS : creates</w:t>
+      </w:r>
+    </w:p>
+    <w:p>
+      <w:r>
+        <w:t xml:space="preserve">    MOVIES ||--o{ SHOWTIMES : has</w:t>
+      </w:r>
+    </w:p>
+    <w:p>
+      <w:r>
+        <w:t xml:space="preserve">    CINEMAS ||--o{ ROOMS : contains</w:t>
+      </w:r>
+    </w:p>
+    <w:p>
+      <w:r>
+        <w:t xml:space="preserve">    ROOMS ||--o{ SHOWTIMES : hosts</w:t>
+      </w:r>
+    </w:p>
+    <w:p>
+      <w:r>
+        <w:t xml:space="preserve">    ROOMS ||--o{ SEATS : contains</w:t>
+      </w:r>
+    </w:p>
+    <w:p>
+      <w:r>
+        <w:t xml:space="preserve">    SHOWTIMES ||--o{ BOOKINGS : belongs_to</w:t>
+      </w:r>
+    </w:p>
+    <w:p>
+      <w:r>
+        <w:t xml:space="preserve">    BOOKINGS ||--o{ BOOKING_SEATS : contains</w:t>
+      </w:r>
+    </w:p>
+    <w:p>
+      <w:r>
+        <w:t xml:space="preserve">    BOOKINGS ||--o{ BOOKING_ITEMS : includes</w:t>
+      </w:r>
+    </w:p>
+    <w:p>
+      <w:r>
+        <w:t xml:space="preserve">    FOODS ||--o{ BOOKING_ITEMS : referenced_by</w:t>
+      </w:r>
+    </w:p>
+    <w:p>
+      <w:r>
+        <w:t xml:space="preserve">    STORE_ORDERS ||--o{ STORE_ORDER_ITEMS : contains</w:t>
+      </w:r>
+    </w:p>
+    <w:p>
+      <w:pPr>
+        <w:jc w:val="left"/>
+      </w:pPr>
+      <w:r>
+        <w:t xml:space="preserve">    FOODS ||--o{ STORE_ORDER_ITEMS : referenced_by</w:t>
+      </w:r>
+    </w:p>
+    <w:p>
+      <w:pPr>
+        <w:shd w:val="clear" w:color="auto" w:fill="E6E6E6"/>
+        <w:jc w:val="left"/>
+        <w:rPr>
+          <w:rFonts w:ascii="Consolas" w:hAnsi="Consolas"/>
+          <w:sz w:val="18"/>
+        </w:rPr>
+      </w:pPr>
+    </w:p>
+    <w:p>
+      <w:pPr>
+        <w:shd w:val="clear" w:color="auto" w:fill="E6E6E6"/>
+        <w:jc w:val="left"/>
+        <w:rPr>
+          <w:rFonts w:ascii="Consolas" w:hAnsi="Consolas"/>
+          <w:sz w:val="18"/>
+        </w:rPr>
+      </w:pPr>
+    </w:p>
+    <w:p>
       <w:pPr>
         <w:pStyle w:val="Heading3"/>
         <w:jc w:val="left"/>
@@ -4835,480 +4680,116 @@
         <w:pStyle w:val="ListBullet"/>
         <w:jc w:val="left"/>
       </w:pPr>
-      <w:proofErr w:type="gramStart"/>
-      <w:r>
-        <w:t>Users(</w:t>
-      </w:r>
-      <w:proofErr w:type="spellStart"/>
-      <w:proofErr w:type="gramEnd"/>
-      <w:r>
-        <w:t>UserID</w:t>
-      </w:r>
-      <w:proofErr w:type="spellEnd"/>
-      <w:r>
-        <w:t xml:space="preserve">, </w:t>
-      </w:r>
-      <w:proofErr w:type="spellStart"/>
-      <w:r>
-        <w:t>UserName</w:t>
-      </w:r>
-      <w:proofErr w:type="spellEnd"/>
-      <w:r>
-        <w:t xml:space="preserve">, </w:t>
-      </w:r>
-      <w:proofErr w:type="spellStart"/>
-      <w:r>
-        <w:t>FullName</w:t>
-      </w:r>
-      <w:proofErr w:type="spellEnd"/>
-      <w:r>
-        <w:t xml:space="preserve">, Email, Phone, </w:t>
-      </w:r>
-      <w:proofErr w:type="spellStart"/>
-      <w:r>
-        <w:t>PasswordHash</w:t>
-      </w:r>
-      <w:proofErr w:type="spellEnd"/>
-      <w:r>
-        <w:t>, Role)</w:t>
-      </w:r>
-    </w:p>
-    <w:p>
-      <w:pPr>
-        <w:pStyle w:val="ListBullet"/>
-        <w:jc w:val="left"/>
-      </w:pPr>
-      <w:proofErr w:type="gramStart"/>
-      <w:r>
-        <w:t>Movies(</w:t>
-      </w:r>
-      <w:proofErr w:type="spellStart"/>
-      <w:proofErr w:type="gramEnd"/>
-      <w:r>
-        <w:t>MovieID</w:t>
-      </w:r>
-      <w:proofErr w:type="spellEnd"/>
-      <w:r>
-        <w:t>, Title, Description, Duration, Genre, Poster, Director, Rating, Status)</w:t>
-      </w:r>
-    </w:p>
-    <w:p>
-      <w:pPr>
-        <w:pStyle w:val="ListBullet"/>
-        <w:jc w:val="left"/>
-      </w:pPr>
-      <w:proofErr w:type="gramStart"/>
-      <w:r>
-        <w:t>Cinemas(</w:t>
-      </w:r>
-      <w:proofErr w:type="spellStart"/>
-      <w:proofErr w:type="gramEnd"/>
-      <w:r>
-        <w:t>CinemaID</w:t>
-      </w:r>
-      <w:proofErr w:type="spellEnd"/>
-      <w:r>
-        <w:t xml:space="preserve">, </w:t>
-      </w:r>
-      <w:proofErr w:type="spellStart"/>
-      <w:r>
-        <w:t>CinemaName</w:t>
-      </w:r>
-      <w:proofErr w:type="spellEnd"/>
-      <w:r>
-        <w:t>, Address, Description)</w:t>
-      </w:r>
-    </w:p>
-    <w:p>
-      <w:pPr>
-        <w:pStyle w:val="ListBullet"/>
-        <w:jc w:val="left"/>
-      </w:pPr>
-      <w:proofErr w:type="gramStart"/>
-      <w:r>
-        <w:t>Rooms(</w:t>
-      </w:r>
-      <w:proofErr w:type="spellStart"/>
-      <w:proofErr w:type="gramEnd"/>
-      <w:r>
-        <w:t>RoomID</w:t>
-      </w:r>
-      <w:proofErr w:type="spellEnd"/>
-      <w:r>
-        <w:t xml:space="preserve">, </w:t>
-      </w:r>
-      <w:proofErr w:type="spellStart"/>
-      <w:r>
-        <w:t>CinemaID</w:t>
-      </w:r>
-      <w:proofErr w:type="spellEnd"/>
-      <w:r>
-        <w:t xml:space="preserve">, </w:t>
-      </w:r>
-      <w:proofErr w:type="spellStart"/>
-      <w:r>
-        <w:t>RoomName</w:t>
-      </w:r>
-      <w:proofErr w:type="spellEnd"/>
-      <w:r>
-        <w:t>)</w:t>
-      </w:r>
-    </w:p>
-    <w:p>
-      <w:pPr>
-        <w:pStyle w:val="ListBullet"/>
-        <w:jc w:val="left"/>
-      </w:pPr>
-      <w:proofErr w:type="spellStart"/>
-      <w:proofErr w:type="gramStart"/>
-      <w:r>
-        <w:t>ShowTimes</w:t>
-      </w:r>
-      <w:proofErr w:type="spellEnd"/>
-      <w:r>
-        <w:t>(</w:t>
-      </w:r>
-      <w:proofErr w:type="spellStart"/>
-      <w:proofErr w:type="gramEnd"/>
-      <w:r>
-        <w:t>ShowTimeID</w:t>
-      </w:r>
-      <w:proofErr w:type="spellEnd"/>
-      <w:r>
-        <w:t xml:space="preserve">, </w:t>
-      </w:r>
-      <w:proofErr w:type="spellStart"/>
-      <w:r>
-        <w:t>MovieID</w:t>
-      </w:r>
-      <w:proofErr w:type="spellEnd"/>
-      <w:r>
-        <w:t xml:space="preserve">, </w:t>
-      </w:r>
-      <w:proofErr w:type="spellStart"/>
-      <w:r>
-        <w:t>RoomID</w:t>
-      </w:r>
-      <w:proofErr w:type="spellEnd"/>
-      <w:r>
-        <w:t xml:space="preserve">, </w:t>
-      </w:r>
-      <w:proofErr w:type="spellStart"/>
-      <w:r>
-        <w:t>ShowDate</w:t>
-      </w:r>
-      <w:proofErr w:type="spellEnd"/>
-      <w:r>
-        <w:t xml:space="preserve">, </w:t>
-      </w:r>
-      <w:proofErr w:type="spellStart"/>
-      <w:r>
-        <w:t>StartTime</w:t>
-      </w:r>
-      <w:proofErr w:type="spellEnd"/>
-      <w:r>
-        <w:t>, Price)</w:t>
-      </w:r>
-    </w:p>
-    <w:p>
-      <w:pPr>
-        <w:pStyle w:val="ListBullet"/>
-        <w:jc w:val="left"/>
-      </w:pPr>
-      <w:proofErr w:type="gramStart"/>
-      <w:r>
-        <w:lastRenderedPageBreak/>
-        <w:t>Seats(</w:t>
-      </w:r>
-      <w:proofErr w:type="spellStart"/>
-      <w:proofErr w:type="gramEnd"/>
-      <w:r>
-        <w:t>SeatID</w:t>
-      </w:r>
-      <w:proofErr w:type="spellEnd"/>
-      <w:r>
-        <w:t xml:space="preserve">, </w:t>
-      </w:r>
-      <w:proofErr w:type="spellStart"/>
-      <w:r>
-        <w:t>RoomID</w:t>
-      </w:r>
-      <w:proofErr w:type="spellEnd"/>
-      <w:r>
-        <w:t xml:space="preserve">, </w:t>
-      </w:r>
-      <w:proofErr w:type="spellStart"/>
-      <w:r>
-        <w:t>SeatName</w:t>
-      </w:r>
-      <w:proofErr w:type="spellEnd"/>
-      <w:r>
-        <w:t>, Type)</w:t>
-      </w:r>
-    </w:p>
-    <w:p>
-      <w:pPr>
-        <w:pStyle w:val="ListBullet"/>
-        <w:jc w:val="left"/>
-      </w:pPr>
-      <w:proofErr w:type="gramStart"/>
-      <w:r>
-        <w:t>Bookings(</w:t>
-      </w:r>
-      <w:proofErr w:type="spellStart"/>
-      <w:proofErr w:type="gramEnd"/>
-      <w:r>
-        <w:t>BookingID</w:t>
-      </w:r>
-      <w:proofErr w:type="spellEnd"/>
-      <w:r>
-        <w:t xml:space="preserve">, </w:t>
-      </w:r>
-      <w:proofErr w:type="spellStart"/>
-      <w:r>
-        <w:t>UserID</w:t>
-      </w:r>
-      <w:proofErr w:type="spellEnd"/>
-      <w:r>
-        <w:t xml:space="preserve">, </w:t>
-      </w:r>
-      <w:proofErr w:type="spellStart"/>
-      <w:r>
-        <w:t>ShowTimeID</w:t>
-      </w:r>
-      <w:proofErr w:type="spellEnd"/>
-      <w:r>
-        <w:t xml:space="preserve">, </w:t>
-      </w:r>
-      <w:proofErr w:type="spellStart"/>
-      <w:r>
-        <w:t>TotalMoney</w:t>
-      </w:r>
-      <w:proofErr w:type="spellEnd"/>
-      <w:r>
-        <w:t xml:space="preserve">, </w:t>
-      </w:r>
-      <w:proofErr w:type="spellStart"/>
-      <w:r>
-        <w:t>PaymentMethod</w:t>
-      </w:r>
-      <w:proofErr w:type="spellEnd"/>
-      <w:r>
-        <w:t>, Status, Code)</w:t>
-      </w:r>
-    </w:p>
-    <w:p>
-      <w:pPr>
-        <w:pStyle w:val="ListBullet"/>
-        <w:jc w:val="left"/>
-      </w:pPr>
-      <w:proofErr w:type="spellStart"/>
-      <w:proofErr w:type="gramStart"/>
-      <w:r>
-        <w:t>BookingSeats</w:t>
-      </w:r>
-      <w:proofErr w:type="spellEnd"/>
-      <w:r>
-        <w:t>(</w:t>
-      </w:r>
-      <w:proofErr w:type="spellStart"/>
-      <w:proofErr w:type="gramEnd"/>
-      <w:r>
-        <w:t>BookingID</w:t>
-      </w:r>
-      <w:proofErr w:type="spellEnd"/>
-      <w:r>
-        <w:t xml:space="preserve">, </w:t>
-      </w:r>
-      <w:proofErr w:type="spellStart"/>
-      <w:r>
-        <w:t>SeatID</w:t>
-      </w:r>
-      <w:proofErr w:type="spellEnd"/>
-      <w:r>
-        <w:t>, Price)</w:t>
-      </w:r>
-    </w:p>
-    <w:p>
-      <w:pPr>
-        <w:pStyle w:val="ListBullet"/>
-        <w:jc w:val="left"/>
-      </w:pPr>
-      <w:proofErr w:type="gramStart"/>
-      <w:r>
-        <w:t>Foods(</w:t>
-      </w:r>
-      <w:proofErr w:type="spellStart"/>
-      <w:proofErr w:type="gramEnd"/>
-      <w:r>
-        <w:t>FoodID</w:t>
-      </w:r>
-      <w:proofErr w:type="spellEnd"/>
-      <w:r>
-        <w:t xml:space="preserve">, </w:t>
-      </w:r>
-      <w:proofErr w:type="spellStart"/>
-      <w:r>
-        <w:t>FoodName</w:t>
-      </w:r>
-      <w:proofErr w:type="spellEnd"/>
-      <w:r>
-        <w:t>, Category, Price, Image)</w:t>
-      </w:r>
-    </w:p>
-    <w:p>
-      <w:pPr>
-        <w:pStyle w:val="ListBullet"/>
-        <w:jc w:val="left"/>
-      </w:pPr>
-      <w:proofErr w:type="spellStart"/>
-      <w:proofErr w:type="gramStart"/>
-      <w:r>
-        <w:t>BookingItems</w:t>
-      </w:r>
-      <w:proofErr w:type="spellEnd"/>
-      <w:r>
-        <w:t>(</w:t>
-      </w:r>
-      <w:proofErr w:type="spellStart"/>
-      <w:proofErr w:type="gramEnd"/>
-      <w:r>
-        <w:t>BookingID</w:t>
-      </w:r>
-      <w:proofErr w:type="spellEnd"/>
-      <w:r>
-        <w:t xml:space="preserve">, </w:t>
-      </w:r>
-      <w:proofErr w:type="spellStart"/>
-      <w:r>
-        <w:t>FoodID</w:t>
-      </w:r>
-      <w:proofErr w:type="spellEnd"/>
-      <w:r>
-        <w:t xml:space="preserve">, Quantity, </w:t>
-      </w:r>
-      <w:proofErr w:type="spellStart"/>
-      <w:r>
-        <w:t>UnitPrice</w:t>
-      </w:r>
-      <w:proofErr w:type="spellEnd"/>
-      <w:r>
-        <w:t>)</w:t>
-      </w:r>
-    </w:p>
-    <w:p>
-      <w:pPr>
-        <w:pStyle w:val="ListBullet"/>
-        <w:jc w:val="left"/>
-      </w:pPr>
-      <w:proofErr w:type="spellStart"/>
-      <w:proofErr w:type="gramStart"/>
-      <w:r>
-        <w:t>StoreOrders</w:t>
-      </w:r>
-      <w:proofErr w:type="spellEnd"/>
-      <w:r>
-        <w:t>(</w:t>
-      </w:r>
-      <w:proofErr w:type="spellStart"/>
-      <w:proofErr w:type="gramEnd"/>
-      <w:r>
-        <w:t>OrderID</w:t>
-      </w:r>
-      <w:proofErr w:type="spellEnd"/>
-      <w:r>
-        <w:t xml:space="preserve">, </w:t>
-      </w:r>
-      <w:proofErr w:type="spellStart"/>
-      <w:r>
-        <w:t>UserID</w:t>
-      </w:r>
-      <w:proofErr w:type="spellEnd"/>
-      <w:r>
-        <w:t xml:space="preserve">, </w:t>
-      </w:r>
-      <w:proofErr w:type="spellStart"/>
-      <w:r>
-        <w:t>TotalMoney</w:t>
-      </w:r>
-      <w:proofErr w:type="spellEnd"/>
-      <w:r>
-        <w:t xml:space="preserve">, </w:t>
-      </w:r>
-      <w:proofErr w:type="spellStart"/>
-      <w:r>
-        <w:t>PaymentMethod</w:t>
-      </w:r>
-      <w:proofErr w:type="spellEnd"/>
-      <w:r>
-        <w:t>, Status, Code)</w:t>
-      </w:r>
-    </w:p>
-    <w:p>
-      <w:pPr>
-        <w:pStyle w:val="ListBullet"/>
-        <w:jc w:val="left"/>
-      </w:pPr>
-      <w:proofErr w:type="spellStart"/>
-      <w:proofErr w:type="gramStart"/>
-      <w:r>
-        <w:t>StoreOrderItems</w:t>
-      </w:r>
-      <w:proofErr w:type="spellEnd"/>
-      <w:r>
-        <w:t>(</w:t>
-      </w:r>
-      <w:proofErr w:type="spellStart"/>
-      <w:proofErr w:type="gramEnd"/>
-      <w:r>
-        <w:t>OrderID</w:t>
-      </w:r>
-      <w:proofErr w:type="spellEnd"/>
-      <w:r>
-        <w:t xml:space="preserve">, </w:t>
-      </w:r>
-      <w:proofErr w:type="spellStart"/>
-      <w:r>
-        <w:t>FoodID</w:t>
-      </w:r>
-      <w:proofErr w:type="spellEnd"/>
-      <w:r>
-        <w:t xml:space="preserve">, Quantity, </w:t>
-      </w:r>
-      <w:proofErr w:type="spellStart"/>
-      <w:r>
-        <w:t>UnitPrice</w:t>
-      </w:r>
-      <w:proofErr w:type="spellEnd"/>
-      <w:r>
-        <w:t>)</w:t>
-      </w:r>
-    </w:p>
-    <w:p>
-      <w:pPr>
-        <w:pStyle w:val="ListBullet"/>
-        <w:jc w:val="left"/>
-      </w:pPr>
-      <w:proofErr w:type="gramStart"/>
-      <w:r>
-        <w:t>Events(</w:t>
-      </w:r>
-      <w:proofErr w:type="spellStart"/>
-      <w:proofErr w:type="gramEnd"/>
-      <w:r>
-        <w:t>EventID</w:t>
-      </w:r>
-      <w:proofErr w:type="spellEnd"/>
-      <w:r>
-        <w:t xml:space="preserve">, Title, Description, Image, </w:t>
-      </w:r>
-      <w:proofErr w:type="spellStart"/>
-      <w:r>
-        <w:t>EndDate</w:t>
-      </w:r>
-      <w:proofErr w:type="spellEnd"/>
-      <w:r>
-        <w:t>)</w:t>
+      <w:r>
+        <w:t>Users(UserID, UserName, FullName, Email, Phone, PasswordHash, Role)</w:t>
+      </w:r>
+    </w:p>
+    <w:p>
+      <w:pPr>
+        <w:pStyle w:val="ListBullet"/>
+        <w:jc w:val="left"/>
+      </w:pPr>
+      <w:r>
+        <w:t>Movies(MovieID, Title, Description, Duration, Genre, Poster, Director, Rating, Status)</w:t>
+      </w:r>
+    </w:p>
+    <w:p>
+      <w:pPr>
+        <w:pStyle w:val="ListBullet"/>
+        <w:jc w:val="left"/>
+      </w:pPr>
+      <w:r>
+        <w:t>Cinemas(CinemaID, CinemaName, Address, Description)</w:t>
+      </w:r>
+    </w:p>
+    <w:p>
+      <w:pPr>
+        <w:pStyle w:val="ListBullet"/>
+        <w:jc w:val="left"/>
+      </w:pPr>
+      <w:r>
+        <w:t>Rooms(RoomID, CinemaID, RoomName)</w:t>
+      </w:r>
+    </w:p>
+    <w:p>
+      <w:pPr>
+        <w:pStyle w:val="ListBullet"/>
+        <w:jc w:val="left"/>
+      </w:pPr>
+      <w:r>
+        <w:t>ShowTimes(ShowTimeID, MovieID, RoomID, ShowDate, StartTime, Price)</w:t>
+      </w:r>
+    </w:p>
+    <w:p>
+      <w:pPr>
+        <w:pStyle w:val="ListBullet"/>
+        <w:jc w:val="left"/>
+      </w:pPr>
+      <w:r>
+        <w:t>Seats(SeatID, RoomID, SeatName, Type)</w:t>
+      </w:r>
+    </w:p>
+    <w:p>
+      <w:pPr>
+        <w:pStyle w:val="ListBullet"/>
+        <w:jc w:val="left"/>
+      </w:pPr>
+      <w:r>
+        <w:t>Bookings(BookingID, UserID, ShowTimeID, TotalMoney, PaymentMethod, Status, Code)</w:t>
+      </w:r>
+    </w:p>
+    <w:p>
+      <w:pPr>
+        <w:pStyle w:val="ListBullet"/>
+        <w:jc w:val="left"/>
+      </w:pPr>
+      <w:r>
+        <w:t>BookingSeats(BookingID, SeatID, Price)</w:t>
+      </w:r>
+    </w:p>
+    <w:p>
+      <w:pPr>
+        <w:pStyle w:val="ListBullet"/>
+        <w:jc w:val="left"/>
+      </w:pPr>
+      <w:r>
+        <w:t>Foods(FoodID, FoodName, Category, Price, Image)</w:t>
+      </w:r>
+    </w:p>
+    <w:p>
+      <w:pPr>
+        <w:pStyle w:val="ListBullet"/>
+        <w:jc w:val="left"/>
+      </w:pPr>
+      <w:r>
+        <w:t>BookingItems(BookingID, FoodID, Quantity, UnitPrice)</w:t>
+      </w:r>
+    </w:p>
+    <w:p>
+      <w:pPr>
+        <w:pStyle w:val="ListBullet"/>
+        <w:jc w:val="left"/>
+      </w:pPr>
+      <w:r>
+        <w:t>StoreOrders(OrderID, UserID, TotalMoney, PaymentMethod, Status, Code)</w:t>
+      </w:r>
+    </w:p>
+    <w:p>
+      <w:pPr>
+        <w:pStyle w:val="ListBullet"/>
+        <w:jc w:val="left"/>
+      </w:pPr>
+      <w:r>
+        <w:t>StoreOrderItems(OrderID, FoodID, Quantity, UnitPrice)</w:t>
+      </w:r>
+    </w:p>
+    <w:p>
+      <w:pPr>
+        <w:pStyle w:val="ListBullet"/>
+        <w:jc w:val="left"/>
+      </w:pPr>
+      <w:r>
+        <w:t>Events(EventID, Title, Description, Image, EndDate)</w:t>
       </w:r>
     </w:p>
     <w:p>
@@ -5329,7 +4810,7 @@
         <w:jc w:val="left"/>
       </w:pPr>
       <w:r>
-        <w:t>3.4. Store Data Design</w:t>
+        <w:t>3.5. Store Data Design</w:t>
       </w:r>
     </w:p>
     <w:p/>
@@ -5393,7 +4874,7 @@
         <w:jc w:val="left"/>
       </w:pPr>
       <w:r>
-        <w:t>3.5. User Interface Design</w:t>
+        <w:t>3.6. User Interface Design</w:t>
       </w:r>
     </w:p>
     <w:p/>
@@ -5550,6 +5031,12 @@
         <w:gridCol w:w="5471"/>
       </w:tblGrid>
       <w:tr>
+        <w:tblPrEx>
+          <w:tblCellMar>
+            <w:top w:w="0" w:type="dxa"/>
+            <w:bottom w:w="0" w:type="dxa"/>
+          </w:tblCellMar>
+        </w:tblPrEx>
         <w:tc>
           <w:tcPr>
             <w:tcW w:w="0" w:type="auto"/>
@@ -5594,6 +5081,12 @@
         </w:tc>
       </w:tr>
       <w:tr>
+        <w:tblPrEx>
+          <w:tblCellMar>
+            <w:top w:w="0" w:type="dxa"/>
+            <w:bottom w:w="0" w:type="dxa"/>
+          </w:tblCellMar>
+        </w:tblPrEx>
         <w:tc>
           <w:tcPr>
             <w:tcW w:w="0" w:type="auto"/>
@@ -5634,6 +5127,12 @@
         </w:tc>
       </w:tr>
       <w:tr>
+        <w:tblPrEx>
+          <w:tblCellMar>
+            <w:top w:w="0" w:type="dxa"/>
+            <w:bottom w:w="0" w:type="dxa"/>
+          </w:tblCellMar>
+        </w:tblPrEx>
         <w:tc>
           <w:tcPr>
             <w:tcW w:w="0" w:type="auto"/>
@@ -5674,6 +5173,12 @@
         </w:tc>
       </w:tr>
       <w:tr>
+        <w:tblPrEx>
+          <w:tblCellMar>
+            <w:top w:w="0" w:type="dxa"/>
+            <w:bottom w:w="0" w:type="dxa"/>
+          </w:tblCellMar>
+        </w:tblPrEx>
         <w:tc>
           <w:tcPr>
             <w:tcW w:w="0" w:type="auto"/>
@@ -5714,6 +5219,12 @@
         </w:tc>
       </w:tr>
       <w:tr>
+        <w:tblPrEx>
+          <w:tblCellMar>
+            <w:top w:w="0" w:type="dxa"/>
+            <w:bottom w:w="0" w:type="dxa"/>
+          </w:tblCellMar>
+        </w:tblPrEx>
         <w:tc>
           <w:tcPr>
             <w:tcW w:w="0" w:type="auto"/>
@@ -5754,6 +5265,12 @@
         </w:tc>
       </w:tr>
       <w:tr>
+        <w:tblPrEx>
+          <w:tblCellMar>
+            <w:top w:w="0" w:type="dxa"/>
+            <w:bottom w:w="0" w:type="dxa"/>
+          </w:tblCellMar>
+        </w:tblPrEx>
         <w:tc>
           <w:tcPr>
             <w:tcW w:w="0" w:type="auto"/>
@@ -5794,6 +5311,12 @@
         </w:tc>
       </w:tr>
       <w:tr>
+        <w:tblPrEx>
+          <w:tblCellMar>
+            <w:top w:w="0" w:type="dxa"/>
+            <w:bottom w:w="0" w:type="dxa"/>
+          </w:tblCellMar>
+        </w:tblPrEx>
         <w:tc>
           <w:tcPr>
             <w:tcW w:w="0" w:type="auto"/>
@@ -5834,25 +5357,29 @@
         </w:tc>
       </w:tr>
       <w:tr>
-        <w:tc>
-          <w:tcPr>
-            <w:tcW w:w="0" w:type="auto"/>
-            <w:shd w:val="clear" w:color="auto" w:fill="auto"/>
-          </w:tcPr>
-          <w:p>
-            <w:pPr>
-              <w:rPr>
-                <w:sz w:val="22"/>
-              </w:rPr>
-            </w:pPr>
-            <w:proofErr w:type="spellStart"/>
+        <w:tblPrEx>
+          <w:tblCellMar>
+            <w:top w:w="0" w:type="dxa"/>
+            <w:bottom w:w="0" w:type="dxa"/>
+          </w:tblCellMar>
+        </w:tblPrEx>
+        <w:tc>
+          <w:tcPr>
+            <w:tcW w:w="0" w:type="auto"/>
+            <w:shd w:val="clear" w:color="auto" w:fill="auto"/>
+          </w:tcPr>
+          <w:p>
+            <w:pPr>
+              <w:rPr>
+                <w:sz w:val="22"/>
+              </w:rPr>
+            </w:pPr>
             <w:r>
               <w:rPr>
                 <w:sz w:val="22"/>
               </w:rPr>
               <w:t>PagedList.Mvc</w:t>
             </w:r>
-            <w:proofErr w:type="spellEnd"/>
           </w:p>
         </w:tc>
         <w:tc>
@@ -5876,30 +5403,28 @@
         </w:tc>
       </w:tr>
       <w:tr>
-        <w:tc>
-          <w:tcPr>
-            <w:tcW w:w="0" w:type="auto"/>
-            <w:shd w:val="clear" w:color="auto" w:fill="auto"/>
-          </w:tcPr>
-          <w:p>
-            <w:pPr>
-              <w:rPr>
-                <w:sz w:val="22"/>
-              </w:rPr>
-            </w:pPr>
-            <w:proofErr w:type="spellStart"/>
-            <w:r>
-              <w:rPr>
-                <w:sz w:val="22"/>
-              </w:rPr>
-              <w:t>QRCoder</w:t>
-            </w:r>
-            <w:proofErr w:type="spellEnd"/>
-            <w:r>
-              <w:rPr>
-                <w:sz w:val="22"/>
-              </w:rPr>
-              <w:t xml:space="preserve"> 1.4.3</w:t>
+        <w:tblPrEx>
+          <w:tblCellMar>
+            <w:top w:w="0" w:type="dxa"/>
+            <w:bottom w:w="0" w:type="dxa"/>
+          </w:tblCellMar>
+        </w:tblPrEx>
+        <w:tc>
+          <w:tcPr>
+            <w:tcW w:w="0" w:type="auto"/>
+            <w:shd w:val="clear" w:color="auto" w:fill="auto"/>
+          </w:tcPr>
+          <w:p>
+            <w:pPr>
+              <w:rPr>
+                <w:sz w:val="22"/>
+              </w:rPr>
+            </w:pPr>
+            <w:r>
+              <w:rPr>
+                <w:sz w:val="22"/>
+              </w:rPr>
+              <w:t>QRCoder 1.4.3</w:t>
             </w:r>
           </w:p>
         </w:tc>
@@ -5924,6 +5449,12 @@
         </w:tc>
       </w:tr>
       <w:tr>
+        <w:tblPrEx>
+          <w:tblCellMar>
+            <w:top w:w="0" w:type="dxa"/>
+            <w:bottom w:w="0" w:type="dxa"/>
+          </w:tblCellMar>
+        </w:tblPrEx>
         <w:tc>
           <w:tcPr>
             <w:tcW w:w="0" w:type="auto"/>
@@ -5964,6 +5495,12 @@
         </w:tc>
       </w:tr>
       <w:tr>
+        <w:tblPrEx>
+          <w:tblCellMar>
+            <w:top w:w="0" w:type="dxa"/>
+            <w:bottom w:w="0" w:type="dxa"/>
+          </w:tblCellMar>
+        </w:tblPrEx>
         <w:tc>
           <w:tcPr>
             <w:tcW w:w="0" w:type="auto"/>
@@ -6013,20 +5550,14 @@
         <w:jc w:val="left"/>
       </w:pPr>
       <w:r>
-        <w:lastRenderedPageBreak/>
         <w:t>4.2. Project Structure</w:t>
       </w:r>
     </w:p>
     <w:p/>
     <w:p/>
     <w:p>
-      <w:proofErr w:type="spellStart"/>
-      <w:r>
-        <w:t>MovieTicketDB</w:t>
-      </w:r>
-      <w:proofErr w:type="spellEnd"/>
-      <w:r>
-        <w:t>/</w:t>
+      <w:r>
+        <w:t>MovieTicketDB/</w:t>
       </w:r>
     </w:p>
     <w:p>
@@ -6036,23 +5567,13 @@
     </w:p>
     <w:p>
       <w:r>
-        <w:t xml:space="preserve">│   ├── </w:t>
-      </w:r>
-      <w:proofErr w:type="spellStart"/>
-      <w:r>
-        <w:t>MovieController.cs</w:t>
-      </w:r>
-      <w:proofErr w:type="spellEnd"/>
-    </w:p>
-    <w:p>
-      <w:r>
-        <w:t xml:space="preserve">│   └── </w:t>
-      </w:r>
-      <w:proofErr w:type="spellStart"/>
-      <w:r>
-        <w:t>AdminController.cs</w:t>
-      </w:r>
-      <w:proofErr w:type="spellEnd"/>
+        <w:t>│   ├── MovieController.cs</w:t>
+      </w:r>
+    </w:p>
+    <w:p>
+      <w:r>
+        <w:t>│   └── AdminController.cs</w:t>
+      </w:r>
     </w:p>
     <w:p>
       <w:r>
@@ -6061,33 +5582,18 @@
     </w:p>
     <w:p>
       <w:r>
-        <w:t xml:space="preserve">│   ├── </w:t>
-      </w:r>
-      <w:proofErr w:type="spellStart"/>
-      <w:r>
-        <w:t>DomainModels.cs</w:t>
-      </w:r>
-      <w:proofErr w:type="spellEnd"/>
-    </w:p>
-    <w:p>
-      <w:r>
-        <w:t xml:space="preserve">│   ├── </w:t>
-      </w:r>
-      <w:proofErr w:type="spellStart"/>
-      <w:r>
-        <w:t>ViewModels.cs</w:t>
-      </w:r>
-      <w:proofErr w:type="spellEnd"/>
-    </w:p>
-    <w:p>
-      <w:r>
-        <w:t xml:space="preserve">│   └── </w:t>
-      </w:r>
-      <w:proofErr w:type="spellStart"/>
-      <w:r>
-        <w:t>CinemaStore.cs</w:t>
-      </w:r>
-      <w:proofErr w:type="spellEnd"/>
+        <w:t>│   ├── DomainModels.cs</w:t>
+      </w:r>
+    </w:p>
+    <w:p>
+      <w:r>
+        <w:t>│   ├── ViewModels.cs</w:t>
+      </w:r>
+    </w:p>
+    <w:p>
+      <w:r>
+        <w:t>│   └── CinemaStore.cs</w:t>
+      </w:r>
     </w:p>
     <w:p>
       <w:r>
@@ -6096,13 +5602,8 @@
     </w:p>
     <w:p>
       <w:r>
-        <w:t xml:space="preserve">│   └── </w:t>
-      </w:r>
-      <w:proofErr w:type="spellStart"/>
-      <w:r>
-        <w:t>TicketEmailService.cs</w:t>
-      </w:r>
-      <w:proofErr w:type="spellEnd"/>
+        <w:t>│   └── TicketEmailService.cs</w:t>
+      </w:r>
     </w:p>
     <w:p>
       <w:r>
@@ -6141,42 +5642,26 @@
     </w:p>
     <w:p>
       <w:r>
-        <w:t xml:space="preserve">├── </w:t>
-      </w:r>
-      <w:proofErr w:type="spellStart"/>
-      <w:r>
-        <w:t>App_Data</w:t>
-      </w:r>
-      <w:proofErr w:type="spellEnd"/>
-      <w:r>
-        <w:t>/</w:t>
-      </w:r>
-    </w:p>
-    <w:p>
-      <w:r>
-        <w:t xml:space="preserve">│   └── </w:t>
-      </w:r>
-      <w:proofErr w:type="spellStart"/>
-      <w:r>
-        <w:t>MailDrop</w:t>
-      </w:r>
-      <w:proofErr w:type="spellEnd"/>
-      <w:r>
-        <w:t>/</w:t>
-      </w:r>
-    </w:p>
-    <w:p>
-      <w:pPr>
-        <w:jc w:val="left"/>
-      </w:pPr>
-      <w:r>
-        <w:t xml:space="preserve">└── </w:t>
-      </w:r>
-      <w:proofErr w:type="spellStart"/>
-      <w:r>
-        <w:t>Web.config</w:t>
-      </w:r>
-      <w:proofErr w:type="spellEnd"/>
+        <w:t>├── App_Data/</w:t>
+      </w:r>
+    </w:p>
+    <w:p>
+      <w:r>
+        <w:t>│   ├── cinema-state.json</w:t>
+      </w:r>
+    </w:p>
+    <w:p>
+      <w:r>
+        <w:t>│   └── MailDrop/</w:t>
+      </w:r>
+    </w:p>
+    <w:p>
+      <w:pPr>
+        <w:jc w:val="left"/>
+      </w:pPr>
+      <w:r>
+        <w:t>└── Web.config</w:t>
+      </w:r>
     </w:p>
     <w:p>
       <w:pPr>
@@ -6218,15 +5703,7 @@
     <w:p/>
     <w:p>
       <w:r>
-        <w:t xml:space="preserve">In addition to the main movie list, the </w:t>
-      </w:r>
-      <w:proofErr w:type="spellStart"/>
-      <w:r>
-        <w:t>ViewModel</w:t>
-      </w:r>
-      <w:proofErr w:type="spellEnd"/>
-      <w:r>
-        <w:t xml:space="preserve"> provides:</w:t>
+        <w:t>In addition to the main movie list, the ViewModel provides:</w:t>
       </w:r>
     </w:p>
     <w:p/>
@@ -6403,7 +5880,6 @@
         <w:jc w:val="left"/>
       </w:pPr>
       <w:r>
-        <w:lastRenderedPageBreak/>
         <w:t>Independent Store Purchase</w:t>
       </w:r>
     </w:p>
@@ -6455,67 +5931,43 @@
         <w:pStyle w:val="ListBullet"/>
         <w:jc w:val="left"/>
       </w:pPr>
-      <w:proofErr w:type="spellStart"/>
-      <w:r>
-        <w:t>MoMo</w:t>
-      </w:r>
-      <w:proofErr w:type="spellEnd"/>
-      <w:r>
-        <w:t>.</w:t>
-      </w:r>
-    </w:p>
-    <w:p>
-      <w:pPr>
-        <w:pStyle w:val="ListBullet"/>
-        <w:jc w:val="left"/>
-      </w:pPr>
-      <w:proofErr w:type="spellStart"/>
-      <w:r>
-        <w:t>ZaloPay</w:t>
-      </w:r>
-      <w:proofErr w:type="spellEnd"/>
-      <w:r>
-        <w:t>.</w:t>
-      </w:r>
-    </w:p>
-    <w:p>
-      <w:pPr>
-        <w:pStyle w:val="ListBullet"/>
-        <w:jc w:val="left"/>
-      </w:pPr>
-      <w:proofErr w:type="spellStart"/>
-      <w:r>
-        <w:t>VNPay</w:t>
-      </w:r>
-      <w:proofErr w:type="spellEnd"/>
-      <w:r>
-        <w:t xml:space="preserve"> QR.</w:t>
-      </w:r>
-    </w:p>
-    <w:p>
-      <w:pPr>
-        <w:pStyle w:val="ListBullet"/>
-        <w:jc w:val="left"/>
-      </w:pPr>
-    </w:p>
-    <w:p>
-      <w:pPr>
-        <w:pStyle w:val="ListBullet"/>
-        <w:jc w:val="left"/>
-      </w:pPr>
-    </w:p>
-    <w:p>
-      <w:r>
-        <w:lastRenderedPageBreak/>
-        <w:t xml:space="preserve">The QR payload contains the receiver, order code, total amount, and ticket or product information. </w:t>
-      </w:r>
-      <w:proofErr w:type="spellStart"/>
-      <w:r>
-        <w:t>QRCoder</w:t>
-      </w:r>
-      <w:proofErr w:type="spellEnd"/>
-      <w:r>
-        <w:t xml:space="preserve"> generates the QR image, which is converted to a Base64 string and displayed directly in the payment page.</w:t>
+      <w:r>
+        <w:t>MoMo.</w:t>
+      </w:r>
+    </w:p>
+    <w:p>
+      <w:pPr>
+        <w:pStyle w:val="ListBullet"/>
+        <w:jc w:val="left"/>
+      </w:pPr>
+      <w:r>
+        <w:t>ZaloPay.</w:t>
+      </w:r>
+    </w:p>
+    <w:p>
+      <w:pPr>
+        <w:pStyle w:val="ListBullet"/>
+        <w:jc w:val="left"/>
+      </w:pPr>
+      <w:r>
+        <w:t>VNPay QR.</w:t>
+      </w:r>
+    </w:p>
+    <w:p>
+      <w:pPr>
+        <w:pStyle w:val="ListBullet"/>
+        <w:jc w:val="left"/>
+      </w:pPr>
+    </w:p>
+    <w:p>
+      <w:pPr>
+        <w:pStyle w:val="ListBullet"/>
+        <w:jc w:val="left"/>
+      </w:pPr>
+    </w:p>
+    <w:p>
+      <w:r>
+        <w:t>The QR payload contains the receiver, order code, total amount, and ticket or product information. QRCoder generates the QR image, which is converted to a Base64 string and displayed directly in the payment page.</w:t>
       </w:r>
     </w:p>
     <w:p/>
@@ -6533,15 +5985,7 @@
         <w:jc w:val="left"/>
       </w:pPr>
       <w:r>
-        <w:t xml:space="preserve">A Merchant </w:t>
-      </w:r>
-      <w:proofErr w:type="gramStart"/>
-      <w:r>
-        <w:t>account</w:t>
-      </w:r>
-      <w:proofErr w:type="gramEnd"/>
-      <w:r>
-        <w:t>.</w:t>
+        <w:t>A Merchant account.</w:t>
       </w:r>
     </w:p>
     <w:p>
@@ -6604,13 +6048,8 @@
     <w:p/>
     <w:p/>
     <w:p>
-      <w:proofErr w:type="spellStart"/>
-      <w:r>
-        <w:t>TicketEmailService</w:t>
-      </w:r>
-      <w:proofErr w:type="spellEnd"/>
-      <w:r>
-        <w:t xml:space="preserve"> creates an HTML email containing:</w:t>
+      <w:r>
+        <w:t>TicketEmailService creates an HTML email containing:</w:t>
       </w:r>
     </w:p>
     <w:p/>
@@ -6657,7 +6096,6 @@
         <w:jc w:val="left"/>
       </w:pPr>
       <w:r>
-        <w:lastRenderedPageBreak/>
         <w:t>Payment method and total amount.</w:t>
       </w:r>
     </w:p>
@@ -6684,27 +6122,9 @@
       <w:pPr>
         <w:jc w:val="left"/>
       </w:pPr>
-      <w:proofErr w:type="spellStart"/>
-      <w:r>
-        <w:t>MovieTicketDB</w:t>
-      </w:r>
-      <w:proofErr w:type="spellEnd"/>
-      <w:r>
-        <w:t>/</w:t>
-      </w:r>
-      <w:proofErr w:type="spellStart"/>
-      <w:r>
-        <w:t>App_Data</w:t>
-      </w:r>
-      <w:proofErr w:type="spellEnd"/>
-      <w:r>
-        <w:t>/</w:t>
-      </w:r>
-      <w:proofErr w:type="spellStart"/>
-      <w:r>
-        <w:t>MailDrop</w:t>
-      </w:r>
-      <w:proofErr w:type="spellEnd"/>
+      <w:r>
+        <w:t>MovieTicketDB/App_Data/MailDrop</w:t>
+      </w:r>
     </w:p>
     <w:p>
       <w:pPr>
@@ -6749,33 +6169,27 @@
         <w:pStyle w:val="ListBullet"/>
         <w:jc w:val="left"/>
       </w:pPr>
-      <w:proofErr w:type="spellStart"/>
       <w:r>
         <w:t>UserID</w:t>
       </w:r>
-      <w:proofErr w:type="spellEnd"/>
-    </w:p>
-    <w:p>
-      <w:pPr>
-        <w:pStyle w:val="ListBullet"/>
-        <w:jc w:val="left"/>
-      </w:pPr>
-      <w:proofErr w:type="spellStart"/>
+    </w:p>
+    <w:p>
+      <w:pPr>
+        <w:pStyle w:val="ListBullet"/>
+        <w:jc w:val="left"/>
+      </w:pPr>
       <w:r>
         <w:t>UserName</w:t>
       </w:r>
-      <w:proofErr w:type="spellEnd"/>
-    </w:p>
-    <w:p>
-      <w:pPr>
-        <w:pStyle w:val="ListBullet"/>
-        <w:jc w:val="left"/>
-      </w:pPr>
-      <w:proofErr w:type="spellStart"/>
+    </w:p>
+    <w:p>
+      <w:pPr>
+        <w:pStyle w:val="ListBullet"/>
+        <w:jc w:val="left"/>
+      </w:pPr>
       <w:r>
         <w:t>FullName</w:t>
       </w:r>
-      <w:proofErr w:type="spellEnd"/>
     </w:p>
     <w:p>
       <w:pPr>
@@ -6811,7 +6225,6 @@
         <w:jc w:val="left"/>
       </w:pPr>
       <w:r>
-        <w:lastRenderedPageBreak/>
         <w:t>Customer: uses ticket booking and Store functions.</w:t>
       </w:r>
     </w:p>
@@ -6838,15 +6251,7 @@
     </w:p>
     <w:p>
       <w:r>
-        <w:t xml:space="preserve">Data-changing POST forms use </w:t>
-      </w:r>
-      <w:proofErr w:type="spellStart"/>
-      <w:r>
-        <w:t>ValidateAntiForgeryToken</w:t>
-      </w:r>
-      <w:proofErr w:type="spellEnd"/>
-      <w:r>
-        <w:t>.</w:t>
+        <w:t>Data-changing POST forms use ValidateAntiForgeryToken.</w:t>
       </w:r>
     </w:p>
     <w:p/>
@@ -6864,15 +6269,7 @@
     <w:p/>
     <w:p>
       <w:r>
-        <w:t xml:space="preserve">The </w:t>
-      </w:r>
-      <w:proofErr w:type="gramStart"/>
-      <w:r>
-        <w:t>Admin</w:t>
-      </w:r>
-      <w:proofErr w:type="gramEnd"/>
-      <w:r>
-        <w:t xml:space="preserve"> section provides:</w:t>
+        <w:t>The Admin section provides:</w:t>
       </w:r>
     </w:p>
     <w:p/>
@@ -6919,7 +6316,7 @@
         <w:jc w:val="left"/>
       </w:pPr>
       <w:r>
-        <w:t>Movie creation, editing, and deletion.</w:t>
+        <w:t>Movie creation, editing, poster upload, status changes, and valid deletion.</w:t>
       </w:r>
     </w:p>
     <w:p>
@@ -6974,6 +6371,158 @@
       </w:pPr>
       <w:r>
         <w:t>Booking status updates.</w:t>
+      </w:r>
+    </w:p>
+    <w:p>
+      <w:pPr>
+        <w:pStyle w:val="ListBullet"/>
+        <w:jc w:val="left"/>
+      </w:pPr>
+    </w:p>
+    <w:p>
+      <w:pPr>
+        <w:pStyle w:val="ListBullet"/>
+        <w:jc w:val="left"/>
+      </w:pPr>
+    </w:p>
+    <w:p>
+      <w:pPr>
+        <w:pStyle w:val="Heading3"/>
+        <w:jc w:val="left"/>
+      </w:pPr>
+      <w:r>
+        <w:t>Poster Upload from the Administrator's Computer</w:t>
+      </w:r>
+    </w:p>
+    <w:p/>
+    <w:p/>
+    <w:p>
+      <w:r>
+        <w:t>The movie form uses multipart/form-data and HttpPostedFileBase. An administrator may select an image directly from Documents or any local directory. The server:</w:t>
+      </w:r>
+    </w:p>
+    <w:p/>
+    <w:p/>
+    <w:p>
+      <w:pPr>
+        <w:pStyle w:val="ListNumber"/>
+        <w:jc w:val="left"/>
+      </w:pPr>
+      <w:r>
+        <w:t>Accepts JPG, JPEG, or PNG extensions.</w:t>
+      </w:r>
+    </w:p>
+    <w:p>
+      <w:pPr>
+        <w:pStyle w:val="ListNumber"/>
+        <w:jc w:val="left"/>
+      </w:pPr>
+      <w:r>
+        <w:t>Limits file size to 5 MB.</w:t>
+      </w:r>
+    </w:p>
+    <w:p>
+      <w:pPr>
+        <w:pStyle w:val="ListNumber"/>
+        <w:jc w:val="left"/>
+      </w:pPr>
+      <w:r>
+        <w:t>Verifies that the content is a valid image.</w:t>
+      </w:r>
+    </w:p>
+    <w:p>
+      <w:pPr>
+        <w:pStyle w:val="ListNumber"/>
+        <w:jc w:val="left"/>
+      </w:pPr>
+      <w:r>
+        <w:t>Requires a minimum resolution of 200 x 300 pixels.</w:t>
+      </w:r>
+    </w:p>
+    <w:p>
+      <w:pPr>
+        <w:pStyle w:val="ListNumber"/>
+        <w:jc w:val="left"/>
+      </w:pPr>
+      <w:r>
+        <w:t>Generates a unique filename and saves it in Content/images.</w:t>
+      </w:r>
+    </w:p>
+    <w:p>
+      <w:pPr>
+        <w:pStyle w:val="ListNumber"/>
+        <w:jc w:val="left"/>
+      </w:pPr>
+      <w:r>
+        <w:t>Preserves the old poster when no new file is selected.</w:t>
+      </w:r>
+    </w:p>
+    <w:p>
+      <w:pPr>
+        <w:pStyle w:val="ListNumber"/>
+        <w:jc w:val="left"/>
+      </w:pPr>
+    </w:p>
+    <w:p>
+      <w:pPr>
+        <w:pStyle w:val="ListNumber"/>
+        <w:jc w:val="left"/>
+      </w:pPr>
+    </w:p>
+    <w:p>
+      <w:pPr>
+        <w:pStyle w:val="Heading3"/>
+        <w:jc w:val="left"/>
+      </w:pPr>
+      <w:r>
+        <w:t>Movie and Showtime Deletion Rules</w:t>
+      </w:r>
+    </w:p>
+    <w:p/>
+    <w:p/>
+    <w:p>
+      <w:pPr>
+        <w:pStyle w:val="ListBullet"/>
+        <w:jc w:val="left"/>
+      </w:pPr>
+      <w:r>
+        <w:t>A movie with existing showtimes cannot be deleted.</w:t>
+      </w:r>
+    </w:p>
+    <w:p>
+      <w:pPr>
+        <w:pStyle w:val="ListBullet"/>
+        <w:jc w:val="left"/>
+      </w:pPr>
+      <w:r>
+        <w:t>A movie with issued tickets must remain available for transaction history.</w:t>
+      </w:r>
+    </w:p>
+    <w:p>
+      <w:pPr>
+        <w:pStyle w:val="ListBullet"/>
+        <w:jc w:val="left"/>
+      </w:pPr>
+      <w:r>
+        <w:t>A showtime with issued tickets cannot be deleted.</w:t>
+      </w:r>
+    </w:p>
+    <w:p>
+      <w:pPr>
+        <w:pStyle w:val="ListBullet"/>
+        <w:jc w:val="left"/>
+      </w:pPr>
+      <w:r>
+        <w:t>An administrator can change a historical movie to Discontinued (Ngừng chiếu). It is hidden from customers while remaining available in Admin and ticket records.</w:t>
+      </w:r>
+    </w:p>
+    <w:p>
+      <w:pPr>
+        <w:pStyle w:val="ListBullet"/>
+        <w:jc w:val="left"/>
+      </w:pPr>
+      <w:r>
+        <w:t>Rebuilding all showtimes is blocked after bookings exist to protect ticket-to-showtime relationships.</w:t>
       </w:r>
     </w:p>
     <w:p>
@@ -7157,11 +6706,17 @@
       </w:tblPr>
       <w:tblGrid>
         <w:gridCol w:w="540"/>
-        <w:gridCol w:w="3798"/>
-        <w:gridCol w:w="4242"/>
+        <w:gridCol w:w="3389"/>
+        <w:gridCol w:w="4651"/>
         <w:gridCol w:w="815"/>
       </w:tblGrid>
       <w:tr>
+        <w:tblPrEx>
+          <w:tblCellMar>
+            <w:top w:w="0" w:type="dxa"/>
+            <w:bottom w:w="0" w:type="dxa"/>
+          </w:tblCellMar>
+        </w:tblPrEx>
         <w:tc>
           <w:tcPr>
             <w:tcW w:w="0" w:type="auto"/>
@@ -7248,6 +6803,12 @@
         </w:tc>
       </w:tr>
       <w:tr>
+        <w:tblPrEx>
+          <w:tblCellMar>
+            <w:top w:w="0" w:type="dxa"/>
+            <w:bottom w:w="0" w:type="dxa"/>
+          </w:tblCellMar>
+        </w:tblPrEx>
         <w:tc>
           <w:tcPr>
             <w:tcW w:w="0" w:type="auto"/>
@@ -7326,6 +6887,12 @@
         </w:tc>
       </w:tr>
       <w:tr>
+        <w:tblPrEx>
+          <w:tblCellMar>
+            <w:top w:w="0" w:type="dxa"/>
+            <w:bottom w:w="0" w:type="dxa"/>
+          </w:tblCellMar>
+        </w:tblPrEx>
         <w:tc>
           <w:tcPr>
             <w:tcW w:w="0" w:type="auto"/>
@@ -7404,6 +6971,12 @@
         </w:tc>
       </w:tr>
       <w:tr>
+        <w:tblPrEx>
+          <w:tblCellMar>
+            <w:top w:w="0" w:type="dxa"/>
+            <w:bottom w:w="0" w:type="dxa"/>
+          </w:tblCellMar>
+        </w:tblPrEx>
         <w:tc>
           <w:tcPr>
             <w:tcW w:w="0" w:type="auto"/>
@@ -7482,6 +7055,12 @@
         </w:tc>
       </w:tr>
       <w:tr>
+        <w:tblPrEx>
+          <w:tblCellMar>
+            <w:top w:w="0" w:type="dxa"/>
+            <w:bottom w:w="0" w:type="dxa"/>
+          </w:tblCellMar>
+        </w:tblPrEx>
         <w:tc>
           <w:tcPr>
             <w:tcW w:w="0" w:type="auto"/>
@@ -7560,6 +7139,12 @@
         </w:tc>
       </w:tr>
       <w:tr>
+        <w:tblPrEx>
+          <w:tblCellMar>
+            <w:top w:w="0" w:type="dxa"/>
+            <w:bottom w:w="0" w:type="dxa"/>
+          </w:tblCellMar>
+        </w:tblPrEx>
         <w:tc>
           <w:tcPr>
             <w:tcW w:w="0" w:type="auto"/>
@@ -7638,6 +7223,12 @@
         </w:tc>
       </w:tr>
       <w:tr>
+        <w:tblPrEx>
+          <w:tblCellMar>
+            <w:top w:w="0" w:type="dxa"/>
+            <w:bottom w:w="0" w:type="dxa"/>
+          </w:tblCellMar>
+        </w:tblPrEx>
         <w:tc>
           <w:tcPr>
             <w:tcW w:w="0" w:type="auto"/>
@@ -7716,6 +7307,12 @@
         </w:tc>
       </w:tr>
       <w:tr>
+        <w:tblPrEx>
+          <w:tblCellMar>
+            <w:top w:w="0" w:type="dxa"/>
+            <w:bottom w:w="0" w:type="dxa"/>
+          </w:tblCellMar>
+        </w:tblPrEx>
         <w:tc>
           <w:tcPr>
             <w:tcW w:w="0" w:type="auto"/>
@@ -7794,6 +7391,12 @@
         </w:tc>
       </w:tr>
       <w:tr>
+        <w:tblPrEx>
+          <w:tblCellMar>
+            <w:top w:w="0" w:type="dxa"/>
+            <w:bottom w:w="0" w:type="dxa"/>
+          </w:tblCellMar>
+        </w:tblPrEx>
         <w:tc>
           <w:tcPr>
             <w:tcW w:w="0" w:type="auto"/>
@@ -7872,6 +7475,12 @@
         </w:tc>
       </w:tr>
       <w:tr>
+        <w:tblPrEx>
+          <w:tblCellMar>
+            <w:top w:w="0" w:type="dxa"/>
+            <w:bottom w:w="0" w:type="dxa"/>
+          </w:tblCellMar>
+        </w:tblPrEx>
         <w:tc>
           <w:tcPr>
             <w:tcW w:w="0" w:type="auto"/>
@@ -7950,6 +7559,12 @@
         </w:tc>
       </w:tr>
       <w:tr>
+        <w:tblPrEx>
+          <w:tblCellMar>
+            <w:top w:w="0" w:type="dxa"/>
+            <w:bottom w:w="0" w:type="dxa"/>
+          </w:tblCellMar>
+        </w:tblPrEx>
         <w:tc>
           <w:tcPr>
             <w:tcW w:w="0" w:type="auto"/>
@@ -8028,6 +7643,12 @@
         </w:tc>
       </w:tr>
       <w:tr>
+        <w:tblPrEx>
+          <w:tblCellMar>
+            <w:top w:w="0" w:type="dxa"/>
+            <w:bottom w:w="0" w:type="dxa"/>
+          </w:tblCellMar>
+        </w:tblPrEx>
         <w:tc>
           <w:tcPr>
             <w:tcW w:w="0" w:type="auto"/>
@@ -8081,21 +7702,7 @@
               <w:rPr>
                 <w:sz w:val="22"/>
               </w:rPr>
-              <w:t xml:space="preserve">A Booking or </w:t>
-            </w:r>
-            <w:proofErr w:type="spellStart"/>
-            <w:r>
-              <w:rPr>
-                <w:sz w:val="22"/>
-              </w:rPr>
-              <w:t>StoreOrder</w:t>
-            </w:r>
-            <w:proofErr w:type="spellEnd"/>
-            <w:r>
-              <w:rPr>
-                <w:sz w:val="22"/>
-              </w:rPr>
-              <w:t xml:space="preserve"> is created</w:t>
+              <w:t>A Booking or StoreOrder is created</w:t>
             </w:r>
           </w:p>
         </w:tc>
@@ -8120,6 +7727,12 @@
         </w:tc>
       </w:tr>
       <w:tr>
+        <w:tblPrEx>
+          <w:tblCellMar>
+            <w:top w:w="0" w:type="dxa"/>
+            <w:bottom w:w="0" w:type="dxa"/>
+          </w:tblCellMar>
+        </w:tblPrEx>
         <w:tc>
           <w:tcPr>
             <w:tcW w:w="0" w:type="auto"/>
@@ -8198,6 +7811,12 @@
         </w:tc>
       </w:tr>
       <w:tr>
+        <w:tblPrEx>
+          <w:tblCellMar>
+            <w:top w:w="0" w:type="dxa"/>
+            <w:bottom w:w="0" w:type="dxa"/>
+          </w:tblCellMar>
+        </w:tblPrEx>
         <w:tc>
           <w:tcPr>
             <w:tcW w:w="0" w:type="auto"/>
@@ -8251,21 +7870,7 @@
               <w:rPr>
                 <w:sz w:val="22"/>
               </w:rPr>
-              <w:t xml:space="preserve">The user is redirected to the </w:t>
-            </w:r>
-            <w:proofErr w:type="gramStart"/>
-            <w:r>
-              <w:rPr>
-                <w:sz w:val="22"/>
-              </w:rPr>
-              <w:t>Admin</w:t>
-            </w:r>
-            <w:proofErr w:type="gramEnd"/>
-            <w:r>
-              <w:rPr>
-                <w:sz w:val="22"/>
-              </w:rPr>
-              <w:t xml:space="preserve"> dashboard</w:t>
+              <w:t>The user is redirected to the Admin dashboard</w:t>
             </w:r>
           </w:p>
         </w:tc>
@@ -8290,6 +7895,12 @@
         </w:tc>
       </w:tr>
       <w:tr>
+        <w:tblPrEx>
+          <w:tblCellMar>
+            <w:top w:w="0" w:type="dxa"/>
+            <w:bottom w:w="0" w:type="dxa"/>
+          </w:tblCellMar>
+        </w:tblPrEx>
         <w:tc>
           <w:tcPr>
             <w:tcW w:w="0" w:type="auto"/>
@@ -8368,6 +7979,12 @@
         </w:tc>
       </w:tr>
       <w:tr>
+        <w:tblPrEx>
+          <w:tblCellMar>
+            <w:top w:w="0" w:type="dxa"/>
+            <w:bottom w:w="0" w:type="dxa"/>
+          </w:tblCellMar>
+        </w:tblPrEx>
         <w:tc>
           <w:tcPr>
             <w:tcW w:w="0" w:type="auto"/>
@@ -8422,6 +8039,426 @@
                 <w:sz w:val="22"/>
               </w:rPr>
               <w:t>All 17 product records have valid images</w:t>
+            </w:r>
+          </w:p>
+        </w:tc>
+        <w:tc>
+          <w:tcPr>
+            <w:tcW w:w="0" w:type="auto"/>
+            <w:shd w:val="clear" w:color="auto" w:fill="auto"/>
+          </w:tcPr>
+          <w:p>
+            <w:pPr>
+              <w:rPr>
+                <w:sz w:val="22"/>
+              </w:rPr>
+            </w:pPr>
+            <w:r>
+              <w:rPr>
+                <w:sz w:val="22"/>
+              </w:rPr>
+              <w:t>Passed</w:t>
+            </w:r>
+          </w:p>
+        </w:tc>
+      </w:tr>
+      <w:tr>
+        <w:tblPrEx>
+          <w:tblCellMar>
+            <w:top w:w="0" w:type="dxa"/>
+            <w:bottom w:w="0" w:type="dxa"/>
+          </w:tblCellMar>
+        </w:tblPrEx>
+        <w:tc>
+          <w:tcPr>
+            <w:tcW w:w="0" w:type="auto"/>
+            <w:shd w:val="clear" w:color="auto" w:fill="auto"/>
+          </w:tcPr>
+          <w:p>
+            <w:pPr>
+              <w:rPr>
+                <w:sz w:val="22"/>
+              </w:rPr>
+            </w:pPr>
+            <w:r>
+              <w:rPr>
+                <w:sz w:val="22"/>
+              </w:rPr>
+              <w:t>16</w:t>
+            </w:r>
+          </w:p>
+        </w:tc>
+        <w:tc>
+          <w:tcPr>
+            <w:tcW w:w="0" w:type="auto"/>
+            <w:shd w:val="clear" w:color="auto" w:fill="auto"/>
+          </w:tcPr>
+          <w:p>
+            <w:pPr>
+              <w:rPr>
+                <w:sz w:val="22"/>
+              </w:rPr>
+            </w:pPr>
+            <w:r>
+              <w:rPr>
+                <w:sz w:val="22"/>
+              </w:rPr>
+              <w:t>Edit a movie and restart IIS</w:t>
+            </w:r>
+          </w:p>
+        </w:tc>
+        <w:tc>
+          <w:tcPr>
+            <w:tcW w:w="0" w:type="auto"/>
+            <w:shd w:val="clear" w:color="auto" w:fill="auto"/>
+          </w:tcPr>
+          <w:p>
+            <w:pPr>
+              <w:rPr>
+                <w:sz w:val="22"/>
+              </w:rPr>
+            </w:pPr>
+            <w:r>
+              <w:rPr>
+                <w:sz w:val="22"/>
+              </w:rPr>
+              <w:t>The edited information remains available</w:t>
+            </w:r>
+          </w:p>
+        </w:tc>
+        <w:tc>
+          <w:tcPr>
+            <w:tcW w:w="0" w:type="auto"/>
+            <w:shd w:val="clear" w:color="auto" w:fill="auto"/>
+          </w:tcPr>
+          <w:p>
+            <w:pPr>
+              <w:rPr>
+                <w:sz w:val="22"/>
+              </w:rPr>
+            </w:pPr>
+            <w:r>
+              <w:rPr>
+                <w:sz w:val="22"/>
+              </w:rPr>
+              <w:t>Passed</w:t>
+            </w:r>
+          </w:p>
+        </w:tc>
+      </w:tr>
+      <w:tr>
+        <w:tblPrEx>
+          <w:tblCellMar>
+            <w:top w:w="0" w:type="dxa"/>
+            <w:bottom w:w="0" w:type="dxa"/>
+          </w:tblCellMar>
+        </w:tblPrEx>
+        <w:tc>
+          <w:tcPr>
+            <w:tcW w:w="0" w:type="auto"/>
+            <w:shd w:val="clear" w:color="auto" w:fill="auto"/>
+          </w:tcPr>
+          <w:p>
+            <w:pPr>
+              <w:rPr>
+                <w:sz w:val="22"/>
+              </w:rPr>
+            </w:pPr>
+            <w:r>
+              <w:rPr>
+                <w:sz w:val="22"/>
+              </w:rPr>
+              <w:t>17</w:t>
+            </w:r>
+          </w:p>
+        </w:tc>
+        <w:tc>
+          <w:tcPr>
+            <w:tcW w:w="0" w:type="auto"/>
+            <w:shd w:val="clear" w:color="auto" w:fill="auto"/>
+          </w:tcPr>
+          <w:p>
+            <w:pPr>
+              <w:rPr>
+                <w:sz w:val="22"/>
+              </w:rPr>
+            </w:pPr>
+            <w:r>
+              <w:rPr>
+                <w:sz w:val="22"/>
+              </w:rPr>
+              <w:t>Upload a JPG poster</w:t>
+            </w:r>
+          </w:p>
+        </w:tc>
+        <w:tc>
+          <w:tcPr>
+            <w:tcW w:w="0" w:type="auto"/>
+            <w:shd w:val="clear" w:color="auto" w:fill="auto"/>
+          </w:tcPr>
+          <w:p>
+            <w:pPr>
+              <w:rPr>
+                <w:sz w:val="22"/>
+              </w:rPr>
+            </w:pPr>
+            <w:r>
+              <w:rPr>
+                <w:sz w:val="22"/>
+              </w:rPr>
+              <w:t>The file is stored and assigned to the movie</w:t>
+            </w:r>
+          </w:p>
+        </w:tc>
+        <w:tc>
+          <w:tcPr>
+            <w:tcW w:w="0" w:type="auto"/>
+            <w:shd w:val="clear" w:color="auto" w:fill="auto"/>
+          </w:tcPr>
+          <w:p>
+            <w:pPr>
+              <w:rPr>
+                <w:sz w:val="22"/>
+              </w:rPr>
+            </w:pPr>
+            <w:r>
+              <w:rPr>
+                <w:sz w:val="22"/>
+              </w:rPr>
+              <w:t>Passed</w:t>
+            </w:r>
+          </w:p>
+        </w:tc>
+      </w:tr>
+      <w:tr>
+        <w:tblPrEx>
+          <w:tblCellMar>
+            <w:top w:w="0" w:type="dxa"/>
+            <w:bottom w:w="0" w:type="dxa"/>
+          </w:tblCellMar>
+        </w:tblPrEx>
+        <w:tc>
+          <w:tcPr>
+            <w:tcW w:w="0" w:type="auto"/>
+            <w:shd w:val="clear" w:color="auto" w:fill="auto"/>
+          </w:tcPr>
+          <w:p>
+            <w:pPr>
+              <w:rPr>
+                <w:sz w:val="22"/>
+              </w:rPr>
+            </w:pPr>
+            <w:r>
+              <w:rPr>
+                <w:sz w:val="22"/>
+              </w:rPr>
+              <w:t>18</w:t>
+            </w:r>
+          </w:p>
+        </w:tc>
+        <w:tc>
+          <w:tcPr>
+            <w:tcW w:w="0" w:type="auto"/>
+            <w:shd w:val="clear" w:color="auto" w:fill="auto"/>
+          </w:tcPr>
+          <w:p>
+            <w:pPr>
+              <w:rPr>
+                <w:sz w:val="22"/>
+              </w:rPr>
+            </w:pPr>
+            <w:r>
+              <w:rPr>
+                <w:sz w:val="22"/>
+              </w:rPr>
+              <w:t>Delete a movie with showtimes</w:t>
+            </w:r>
+          </w:p>
+        </w:tc>
+        <w:tc>
+          <w:tcPr>
+            <w:tcW w:w="0" w:type="auto"/>
+            <w:shd w:val="clear" w:color="auto" w:fill="auto"/>
+          </w:tcPr>
+          <w:p>
+            <w:pPr>
+              <w:rPr>
+                <w:sz w:val="22"/>
+              </w:rPr>
+            </w:pPr>
+            <w:r>
+              <w:rPr>
+                <w:sz w:val="22"/>
+              </w:rPr>
+              <w:t>The system blocks deletion and explains why</w:t>
+            </w:r>
+          </w:p>
+        </w:tc>
+        <w:tc>
+          <w:tcPr>
+            <w:tcW w:w="0" w:type="auto"/>
+            <w:shd w:val="clear" w:color="auto" w:fill="auto"/>
+          </w:tcPr>
+          <w:p>
+            <w:pPr>
+              <w:rPr>
+                <w:sz w:val="22"/>
+              </w:rPr>
+            </w:pPr>
+            <w:r>
+              <w:rPr>
+                <w:sz w:val="22"/>
+              </w:rPr>
+              <w:t>Passed</w:t>
+            </w:r>
+          </w:p>
+        </w:tc>
+      </w:tr>
+      <w:tr>
+        <w:tblPrEx>
+          <w:tblCellMar>
+            <w:top w:w="0" w:type="dxa"/>
+            <w:bottom w:w="0" w:type="dxa"/>
+          </w:tblCellMar>
+        </w:tblPrEx>
+        <w:tc>
+          <w:tcPr>
+            <w:tcW w:w="0" w:type="auto"/>
+            <w:shd w:val="clear" w:color="auto" w:fill="auto"/>
+          </w:tcPr>
+          <w:p>
+            <w:pPr>
+              <w:rPr>
+                <w:sz w:val="22"/>
+              </w:rPr>
+            </w:pPr>
+            <w:r>
+              <w:rPr>
+                <w:sz w:val="22"/>
+              </w:rPr>
+              <w:t>19</w:t>
+            </w:r>
+          </w:p>
+        </w:tc>
+        <w:tc>
+          <w:tcPr>
+            <w:tcW w:w="0" w:type="auto"/>
+            <w:shd w:val="clear" w:color="auto" w:fill="auto"/>
+          </w:tcPr>
+          <w:p>
+            <w:pPr>
+              <w:rPr>
+                <w:sz w:val="22"/>
+              </w:rPr>
+            </w:pPr>
+            <w:r>
+              <w:rPr>
+                <w:sz w:val="22"/>
+              </w:rPr>
+              <w:t>Delete a showtime with tickets</w:t>
+            </w:r>
+          </w:p>
+        </w:tc>
+        <w:tc>
+          <w:tcPr>
+            <w:tcW w:w="0" w:type="auto"/>
+            <w:shd w:val="clear" w:color="auto" w:fill="auto"/>
+          </w:tcPr>
+          <w:p>
+            <w:pPr>
+              <w:rPr>
+                <w:sz w:val="22"/>
+              </w:rPr>
+            </w:pPr>
+            <w:r>
+              <w:rPr>
+                <w:sz w:val="22"/>
+              </w:rPr>
+              <w:t>The system refuses the deletion</w:t>
+            </w:r>
+          </w:p>
+        </w:tc>
+        <w:tc>
+          <w:tcPr>
+            <w:tcW w:w="0" w:type="auto"/>
+            <w:shd w:val="clear" w:color="auto" w:fill="auto"/>
+          </w:tcPr>
+          <w:p>
+            <w:pPr>
+              <w:rPr>
+                <w:sz w:val="22"/>
+              </w:rPr>
+            </w:pPr>
+            <w:r>
+              <w:rPr>
+                <w:sz w:val="22"/>
+              </w:rPr>
+              <w:t>Passed</w:t>
+            </w:r>
+          </w:p>
+        </w:tc>
+      </w:tr>
+      <w:tr>
+        <w:tblPrEx>
+          <w:tblCellMar>
+            <w:top w:w="0" w:type="dxa"/>
+            <w:bottom w:w="0" w:type="dxa"/>
+          </w:tblCellMar>
+        </w:tblPrEx>
+        <w:tc>
+          <w:tcPr>
+            <w:tcW w:w="0" w:type="auto"/>
+            <w:shd w:val="clear" w:color="auto" w:fill="auto"/>
+          </w:tcPr>
+          <w:p>
+            <w:pPr>
+              <w:rPr>
+                <w:sz w:val="22"/>
+              </w:rPr>
+            </w:pPr>
+            <w:r>
+              <w:rPr>
+                <w:sz w:val="22"/>
+              </w:rPr>
+              <w:t>20</w:t>
+            </w:r>
+          </w:p>
+        </w:tc>
+        <w:tc>
+          <w:tcPr>
+            <w:tcW w:w="0" w:type="auto"/>
+            <w:shd w:val="clear" w:color="auto" w:fill="auto"/>
+          </w:tcPr>
+          <w:p>
+            <w:pPr>
+              <w:rPr>
+                <w:sz w:val="22"/>
+              </w:rPr>
+            </w:pPr>
+            <w:r>
+              <w:rPr>
+                <w:sz w:val="22"/>
+              </w:rPr>
+              <w:t>Mark a movie as discontinued</w:t>
+            </w:r>
+          </w:p>
+        </w:tc>
+        <w:tc>
+          <w:tcPr>
+            <w:tcW w:w="0" w:type="auto"/>
+            <w:shd w:val="clear" w:color="auto" w:fill="auto"/>
+          </w:tcPr>
+          <w:p>
+            <w:pPr>
+              <w:rPr>
+                <w:sz w:val="22"/>
+              </w:rPr>
+            </w:pPr>
+            <w:r>
+              <w:rPr>
+                <w:sz w:val="22"/>
+              </w:rPr>
+              <w:t>The movie is hidden from customers while history remains</w:t>
             </w:r>
           </w:p>
         </w:tc>
@@ -8484,7 +8521,6 @@
         <w:jc w:val="left"/>
       </w:pPr>
       <w:r>
-        <w:lastRenderedPageBreak/>
         <w:t>Store purchases are optional and can also be completed independently.</w:t>
       </w:r>
     </w:p>
@@ -8553,7 +8589,7 @@
         <w:jc w:val="left"/>
       </w:pPr>
       <w:r>
-        <w:t>A production database has not been integrated.</w:t>
+        <w:t>SQL Server is not yet the primary store; JSON has limitations for querying and concurrent writes.</w:t>
       </w:r>
     </w:p>
     <w:p>
@@ -8580,15 +8616,7 @@
         <w:jc w:val="left"/>
       </w:pPr>
       <w:r>
-        <w:t xml:space="preserve">Passwords currently use SHA-256 without a salt instead of a dedicated password-hashing algorithm such as </w:t>
-      </w:r>
-      <w:proofErr w:type="spellStart"/>
-      <w:r>
-        <w:t>BCrypt</w:t>
-      </w:r>
-      <w:proofErr w:type="spellEnd"/>
-      <w:r>
-        <w:t>.</w:t>
+        <w:t>Passwords currently use SHA-256 without a salt instead of a dedicated password-hashing algorithm such as BCrypt.</w:t>
       </w:r>
     </w:p>
     <w:p>
@@ -8684,15 +8712,7 @@
     <w:p/>
     <w:p>
       <w:r>
-        <w:t xml:space="preserve">The Web </w:t>
-      </w:r>
-      <w:proofErr w:type="spellStart"/>
-      <w:r>
-        <w:t>MovieTicket</w:t>
-      </w:r>
-      <w:proofErr w:type="spellEnd"/>
-      <w:r>
-        <w:t xml:space="preserve"> project has achieved the main objectives of the foundation project. The group developed a modern movie ticket booking website that supports movie discovery, seat selection, optional Store products, QR payment, ticket generation, and system administration.</w:t>
+        <w:t>The Web MovieTicket project has achieved the main objectives of the foundation project. The group developed a modern movie ticket booking website that supports movie discovery, seat selection, optional Store products, QR payment, ticket generation, and system administration.</w:t>
       </w:r>
     </w:p>
     <w:p/>
@@ -8721,16 +8741,15 @@
         <w:jc w:val="left"/>
       </w:pPr>
       <w:r>
-        <w:t>Migrate all data to SQL Server.</w:t>
-      </w:r>
-    </w:p>
-    <w:p>
-      <w:pPr>
-        <w:pStyle w:val="ListBullet"/>
-        <w:jc w:val="left"/>
-      </w:pPr>
-      <w:r>
-        <w:lastRenderedPageBreak/>
+        <w:t>Migrate JSON persistence to SQL Server for production use.</w:t>
+      </w:r>
+    </w:p>
+    <w:p>
+      <w:pPr>
+        <w:pStyle w:val="ListBullet"/>
+        <w:jc w:val="left"/>
+      </w:pPr>
+      <w:r>
         <w:t>Use Entity Framework Code First.</w:t>
       </w:r>
     </w:p>
@@ -8767,15 +8786,7 @@
         <w:jc w:val="left"/>
       </w:pPr>
       <w:r>
-        <w:t xml:space="preserve">Use </w:t>
-      </w:r>
-      <w:proofErr w:type="spellStart"/>
-      <w:r>
-        <w:t>BCrypt</w:t>
-      </w:r>
-      <w:proofErr w:type="spellEnd"/>
-      <w:r>
-        <w:t xml:space="preserve"> or ASP.NET Identity for password security.</w:t>
+        <w:t>Use BCrypt or ASP.NET Identity for password security.</w:t>
       </w:r>
     </w:p>
     <w:p>
@@ -8913,6 +8924,12 @@
         <w:gridCol w:w="6226"/>
       </w:tblGrid>
       <w:tr>
+        <w:tblPrEx>
+          <w:tblCellMar>
+            <w:top w:w="0" w:type="dxa"/>
+            <w:bottom w:w="0" w:type="dxa"/>
+          </w:tblCellMar>
+        </w:tblPrEx>
         <w:tc>
           <w:tcPr>
             <w:tcW w:w="0" w:type="auto"/>
@@ -8978,6 +8995,12 @@
         </w:tc>
       </w:tr>
       <w:tr>
+        <w:tblPrEx>
+          <w:tblCellMar>
+            <w:top w:w="0" w:type="dxa"/>
+            <w:bottom w:w="0" w:type="dxa"/>
+          </w:tblCellMar>
+        </w:tblPrEx>
         <w:tc>
           <w:tcPr>
             <w:tcW w:w="0" w:type="auto"/>
@@ -9037,36 +9060,28 @@
         </w:tc>
       </w:tr>
       <w:tr>
-        <w:tc>
-          <w:tcPr>
-            <w:tcW w:w="0" w:type="auto"/>
-            <w:shd w:val="clear" w:color="auto" w:fill="auto"/>
-          </w:tcPr>
-          <w:p>
-            <w:pPr>
-              <w:rPr>
-                <w:sz w:val="22"/>
-              </w:rPr>
-            </w:pPr>
-            <w:r>
-              <w:rPr>
-                <w:sz w:val="22"/>
-              </w:rPr>
-              <w:t xml:space="preserve">Son </w:t>
-            </w:r>
-            <w:proofErr w:type="spellStart"/>
-            <w:r>
-              <w:rPr>
-                <w:sz w:val="22"/>
-              </w:rPr>
-              <w:t>Nhat</w:t>
-            </w:r>
-            <w:proofErr w:type="spellEnd"/>
-            <w:r>
-              <w:rPr>
-                <w:sz w:val="22"/>
-              </w:rPr>
-              <w:t xml:space="preserve"> Hoang</w:t>
+        <w:tblPrEx>
+          <w:tblCellMar>
+            <w:top w:w="0" w:type="dxa"/>
+            <w:bottom w:w="0" w:type="dxa"/>
+          </w:tblCellMar>
+        </w:tblPrEx>
+        <w:tc>
+          <w:tcPr>
+            <w:tcW w:w="0" w:type="auto"/>
+            <w:shd w:val="clear" w:color="auto" w:fill="auto"/>
+          </w:tcPr>
+          <w:p>
+            <w:pPr>
+              <w:rPr>
+                <w:sz w:val="22"/>
+              </w:rPr>
+            </w:pPr>
+            <w:r>
+              <w:rPr>
+                <w:sz w:val="22"/>
+              </w:rPr>
+              <w:t>Son Nhat Hoang</w:t>
             </w:r>
           </w:p>
         </w:tc>
@@ -9110,6 +9125,12 @@
         </w:tc>
       </w:tr>
       <w:tr>
+        <w:tblPrEx>
+          <w:tblCellMar>
+            <w:top w:w="0" w:type="dxa"/>
+            <w:bottom w:w="0" w:type="dxa"/>
+          </w:tblCellMar>
+        </w:tblPrEx>
         <w:tc>
           <w:tcPr>
             <w:tcW w:w="0" w:type="auto"/>
@@ -9233,13 +9254,8 @@
         <w:pStyle w:val="ListNumber"/>
         <w:jc w:val="left"/>
       </w:pPr>
-      <w:proofErr w:type="spellStart"/>
-      <w:r>
-        <w:t>QRCoder</w:t>
-      </w:r>
-      <w:proofErr w:type="spellEnd"/>
-      <w:r>
-        <w:t xml:space="preserve"> Documentation, version 1.4.3.</w:t>
+      <w:r>
+        <w:t>QRCoder Documentation, version 1.4.3.</w:t>
       </w:r>
     </w:p>
     <w:p>
@@ -9247,13 +9263,8 @@
         <w:pStyle w:val="ListNumber"/>
         <w:jc w:val="left"/>
       </w:pPr>
-      <w:proofErr w:type="spellStart"/>
-      <w:r>
-        <w:t>PagedList.Mvc</w:t>
-      </w:r>
-      <w:proofErr w:type="spellEnd"/>
-      <w:r>
-        <w:t xml:space="preserve"> Documentation, version 4.5.0.</w:t>
+      <w:r>
+        <w:t>PagedList.Mvc Documentation, version 4.5.0.</w:t>
       </w:r>
     </w:p>
     <w:p>
@@ -9421,15 +9432,7 @@
         <w:jc w:val="left"/>
       </w:pPr>
       <w:r>
-        <w:t xml:space="preserve">Set </w:t>
-      </w:r>
-      <w:proofErr w:type="spellStart"/>
-      <w:r>
-        <w:t>MovieTicketDB</w:t>
-      </w:r>
-      <w:proofErr w:type="spellEnd"/>
-      <w:r>
-        <w:t xml:space="preserve"> as the Startup Project.</w:t>
+        <w:t>Set MovieTicketDB as the Startup Project.</w:t>
       </w:r>
     </w:p>
     <w:p>
@@ -9468,7 +9471,6 @@
         <w:jc w:val="left"/>
       </w:pPr>
       <w:r>
-        <w:lastRenderedPageBreak/>
         <w:t>A.3. Sample Accounts</w:t>
       </w:r>
     </w:p>
@@ -9493,6 +9495,12 @@
         <w:gridCol w:w="1121"/>
       </w:tblGrid>
       <w:tr>
+        <w:tblPrEx>
+          <w:tblCellMar>
+            <w:top w:w="0" w:type="dxa"/>
+            <w:bottom w:w="0" w:type="dxa"/>
+          </w:tblCellMar>
+        </w:tblPrEx>
         <w:tc>
           <w:tcPr>
             <w:tcW w:w="0" w:type="auto"/>
@@ -9558,6 +9566,12 @@
         </w:tc>
       </w:tr>
       <w:tr>
+        <w:tblPrEx>
+          <w:tblCellMar>
+            <w:top w:w="0" w:type="dxa"/>
+            <w:bottom w:w="0" w:type="dxa"/>
+          </w:tblCellMar>
+        </w:tblPrEx>
         <w:tc>
           <w:tcPr>
             <w:tcW w:w="0" w:type="auto"/>
@@ -9617,6 +9631,12 @@
         </w:tc>
       </w:tr>
       <w:tr>
+        <w:tblPrEx>
+          <w:tblCellMar>
+            <w:top w:w="0" w:type="dxa"/>
+            <w:bottom w:w="0" w:type="dxa"/>
+          </w:tblCellMar>
+        </w:tblPrEx>
         <w:tc>
           <w:tcPr>
             <w:tcW w:w="0" w:type="auto"/>
@@ -9692,132 +9712,52 @@
     <w:p/>
     <w:p>
       <w:r>
-        <w:t xml:space="preserve">Open </w:t>
-      </w:r>
-      <w:proofErr w:type="spellStart"/>
-      <w:r>
-        <w:t>MovieTicketDB</w:t>
-      </w:r>
-      <w:proofErr w:type="spellEnd"/>
-      <w:r>
-        <w:t>/</w:t>
-      </w:r>
-      <w:proofErr w:type="spellStart"/>
-      <w:r>
-        <w:t>Web.config</w:t>
-      </w:r>
-      <w:proofErr w:type="spellEnd"/>
-      <w:r>
-        <w:t xml:space="preserve"> and update:</w:t>
-      </w:r>
-    </w:p>
-    <w:p/>
-    <w:p/>
-    <w:p>
-      <w:r>
-        <w:t>&lt;add key="</w:t>
-      </w:r>
-      <w:proofErr w:type="spellStart"/>
-      <w:r>
-        <w:t>SmtpEnabled</w:t>
-      </w:r>
-      <w:proofErr w:type="spellEnd"/>
-      <w:r>
-        <w:t>" value="true" /&gt;</w:t>
-      </w:r>
-    </w:p>
-    <w:p>
-      <w:r>
-        <w:t>&lt;add key="</w:t>
-      </w:r>
-      <w:proofErr w:type="spellStart"/>
-      <w:r>
-        <w:t>SmtpHost</w:t>
-      </w:r>
-      <w:proofErr w:type="spellEnd"/>
-      <w:r>
-        <w:t>" value="smtp.gmail.com" /&gt;</w:t>
-      </w:r>
-    </w:p>
-    <w:p>
-      <w:r>
-        <w:t>&lt;add key="</w:t>
-      </w:r>
-      <w:proofErr w:type="spellStart"/>
-      <w:r>
-        <w:t>SmtpPort</w:t>
-      </w:r>
-      <w:proofErr w:type="spellEnd"/>
-      <w:r>
-        <w:t>" value="587" /&gt;</w:t>
-      </w:r>
-    </w:p>
-    <w:p>
-      <w:r>
-        <w:t>&lt;add key="</w:t>
-      </w:r>
-      <w:proofErr w:type="spellStart"/>
-      <w:r>
-        <w:t>SmtpEnableSsl</w:t>
-      </w:r>
-      <w:proofErr w:type="spellEnd"/>
-      <w:r>
-        <w:t>" value="true" /&gt;</w:t>
-      </w:r>
-    </w:p>
-    <w:p>
-      <w:r>
-        <w:t>&lt;add key="</w:t>
-      </w:r>
-      <w:proofErr w:type="spellStart"/>
-      <w:r>
-        <w:t>SmtpUsername</w:t>
-      </w:r>
-      <w:proofErr w:type="spellEnd"/>
-      <w:r>
-        <w:t>" value="your-email@gmail.com" /&gt;</w:t>
-      </w:r>
-    </w:p>
-    <w:p>
-      <w:r>
-        <w:t>&lt;add key="</w:t>
-      </w:r>
-      <w:proofErr w:type="spellStart"/>
-      <w:r>
-        <w:t>SmtpPassword</w:t>
-      </w:r>
-      <w:proofErr w:type="spellEnd"/>
-      <w:r>
-        <w:t>" value="your-app-password" /&gt;</w:t>
-      </w:r>
-    </w:p>
-    <w:p>
-      <w:r>
-        <w:t>&lt;add key="</w:t>
-      </w:r>
-      <w:proofErr w:type="spellStart"/>
-      <w:r>
-        <w:t>SmtpFrom</w:t>
-      </w:r>
-      <w:proofErr w:type="spellEnd"/>
-      <w:r>
-        <w:t>" value="your-email@gmail.com" /&gt;</w:t>
-      </w:r>
-    </w:p>
-    <w:p>
-      <w:pPr>
-        <w:jc w:val="left"/>
-      </w:pPr>
-      <w:r>
-        <w:t>&lt;add key="</w:t>
-      </w:r>
-      <w:proofErr w:type="spellStart"/>
-      <w:r>
-        <w:t>SmtpDisplayName</w:t>
-      </w:r>
-      <w:proofErr w:type="spellEnd"/>
-      <w:r>
-        <w:t>" value="PHP Cinema" /&gt;</w:t>
+        <w:t>Open MovieTicketDB/Web.config and update:</w:t>
+      </w:r>
+    </w:p>
+    <w:p/>
+    <w:p/>
+    <w:p>
+      <w:r>
+        <w:t>&lt;add key="SmtpEnabled" value="true" /&gt;</w:t>
+      </w:r>
+    </w:p>
+    <w:p>
+      <w:r>
+        <w:t>&lt;add key="SmtpHost" value="smtp.gmail.com" /&gt;</w:t>
+      </w:r>
+    </w:p>
+    <w:p>
+      <w:r>
+        <w:t>&lt;add key="SmtpPort" value="587" /&gt;</w:t>
+      </w:r>
+    </w:p>
+    <w:p>
+      <w:r>
+        <w:t>&lt;add key="SmtpEnableSsl" value="true" /&gt;</w:t>
+      </w:r>
+    </w:p>
+    <w:p>
+      <w:r>
+        <w:t>&lt;add key="SmtpUsername" value="your-email@gmail.com" /&gt;</w:t>
+      </w:r>
+    </w:p>
+    <w:p>
+      <w:r>
+        <w:t>&lt;add key="SmtpPassword" value="your-app-password" /&gt;</w:t>
+      </w:r>
+    </w:p>
+    <w:p>
+      <w:r>
+        <w:t>&lt;add key="SmtpFrom" value="your-email@gmail.com" /&gt;</w:t>
+      </w:r>
+    </w:p>
+    <w:p>
+      <w:pPr>
+        <w:jc w:val="left"/>
+      </w:pPr>
+      <w:r>
+        <w:t>&lt;add key="SmtpDisplayName" value="PHP Cinema" /&gt;</w:t>
       </w:r>
     </w:p>
     <w:p>
@@ -9982,12 +9922,30 @@
         <w:pStyle w:val="ListNumber"/>
         <w:jc w:val="left"/>
       </w:pPr>
+      <w:r>
+        <w:t>Edit a movie, upload a poster from the computer, and verify the new image.</w:t>
+      </w:r>
     </w:p>
     <w:p>
       <w:pPr>
         <w:pStyle w:val="ListNumber"/>
         <w:jc w:val="left"/>
       </w:pPr>
+      <w:r>
+        <w:t>Explain why deletion is disabled for movies with showtimes or ticket history.</w:t>
+      </w:r>
+    </w:p>
+    <w:p>
+      <w:pPr>
+        <w:pStyle w:val="ListNumber"/>
+        <w:jc w:val="left"/>
+      </w:pPr>
+    </w:p>
+    <w:p>
+      <w:pPr>
+        <w:pStyle w:val="ListNumber"/>
+        <w:jc w:val="left"/>
+      </w:pPr>
     </w:p>
     <w:p>
       <w:pPr>
@@ -10063,31 +10021,14 @@
         <w:jc w:val="left"/>
       </w:pPr>
       <w:r>
-        <w:t xml:space="preserve">Why is </w:t>
-      </w:r>
-      <w:proofErr w:type="spellStart"/>
-      <w:r>
-        <w:t>StoreOrder</w:t>
-      </w:r>
-      <w:proofErr w:type="spellEnd"/>
-      <w:r>
-        <w:t xml:space="preserve"> separated from Booking?</w:t>
-      </w:r>
-    </w:p>
-    <w:p/>
-    <w:p/>
-    <w:p>
-      <w:r>
-        <w:lastRenderedPageBreak/>
-        <w:t xml:space="preserve">A Booking is always connected to a movie, showtime, and seat, while a </w:t>
-      </w:r>
-      <w:proofErr w:type="spellStart"/>
-      <w:r>
-        <w:t>StoreOrder</w:t>
-      </w:r>
-      <w:proofErr w:type="spellEnd"/>
-      <w:r>
-        <w:t xml:space="preserve"> can be purchased independently. Separating the two entities keeps the business model clear and prevents the system from creating a false movie ticket for a food-only purchase.</w:t>
+        <w:t>Why is StoreOrder separated from Booking?</w:t>
+      </w:r>
+    </w:p>
+    <w:p/>
+    <w:p/>
+    <w:p>
+      <w:r>
+        <w:t>A Booking is always connected to a movie, showtime, and seat, while a StoreOrder can be purchased independently. Separating the two entities keeps the business model clear and prevents the system from creating a false movie ticket for a food-only purchase.</w:t>
       </w:r>
     </w:p>
     <w:p/>
@@ -10116,14 +10057,14 @@
         <w:jc w:val="left"/>
       </w:pPr>
       <w:r>
-        <w:t>Why is data lost when the application restarts?</w:t>
-      </w:r>
-    </w:p>
-    <w:p/>
-    <w:p/>
-    <w:p>
-      <w:r>
-        <w:t>The current project stores data in static in-memory collections. A future version should use SQL Server and Entity Framework for persistent storage.</w:t>
+        <w:t>Is data still lost when the application restarts?</w:t>
+      </w:r>
+    </w:p>
+    <w:p/>
+    <w:p/>
+    <w:p>
+      <w:r>
+        <w:t>No. The current version writes application state to App_Data/cinema-state.json after each change and reloads it during startup. SQL Server remains the recommended production upgrade.</w:t>
       </w:r>
     </w:p>
     <w:p/>
@@ -10134,6 +10075,42 @@
         <w:jc w:val="left"/>
       </w:pPr>
       <w:r>
+        <w:t>Why can a movie with issued tickets not be deleted?</w:t>
+      </w:r>
+    </w:p>
+    <w:p/>
+    <w:p/>
+    <w:p>
+      <w:r>
+        <w:t>A ticket is a transaction record that must continue to reference its movie, showtime, cinema, and seats. Deleting these records would break historical integrity. The system therefore uses the Discontinued status to hide the movie from customers instead of permanently deleting it.</w:t>
+      </w:r>
+    </w:p>
+    <w:p/>
+    <w:p/>
+    <w:p>
+      <w:pPr>
+        <w:pStyle w:val="Heading2"/>
+        <w:jc w:val="left"/>
+      </w:pPr>
+      <w:r>
+        <w:t>How is poster upload validated?</w:t>
+      </w:r>
+    </w:p>
+    <w:p/>
+    <w:p/>
+    <w:p>
+      <w:r>
+        <w:t>The server accepts only JPG or PNG files, limits each file to 5 MB, validates that the content is a real image, and requires a minimum resolution of 200 x 300 pixels. A unique filename is generated before storage.</w:t>
+      </w:r>
+    </w:p>
+    <w:p/>
+    <w:p/>
+    <w:p>
+      <w:pPr>
+        <w:pStyle w:val="Heading2"/>
+        <w:jc w:val="left"/>
+      </w:pPr>
+      <w:r>
         <w:t>How does the system prevent duplicate seat booking?</w:t>
       </w:r>
     </w:p>
@@ -10141,31 +10118,19 @@
     <w:p/>
     <w:p>
       <w:r>
-        <w:t xml:space="preserve">Before displaying the payment page, the server verifies that each seat belongs to the selected room and has not already appeared in a booking for the showtime. With a </w:t>
-      </w:r>
-      <w:r>
-        <w:lastRenderedPageBreak/>
-        <w:t>production database, a transaction and database constraints should also be used to handle concurrent customers.</w:t>
-      </w:r>
-    </w:p>
-    <w:p/>
-    <w:p/>
+        <w:t>Before displaying the payment page, the server verifies that each seat belongs to the selected room and has not already appeared in a booking for the showtime. With a production database, a transaction and database constraints should also be used to handle concurrent customers.</w:t>
+      </w:r>
+    </w:p>
     <w:p/>
     <w:sectPr>
-      <w:headerReference w:type="even" r:id="rId8"/>
-      <w:headerReference w:type="default" r:id="rId9"/>
-      <w:footerReference w:type="even" r:id="rId10"/>
-      <w:footerReference w:type="default" r:id="rId11"/>
-      <w:headerReference w:type="first" r:id="rId12"/>
-      <w:footerReference w:type="first" r:id="rId13"/>
+      <w:headerReference w:type="even" r:id="rId7"/>
+      <w:headerReference w:type="default" r:id="rId8"/>
+      <w:footerReference w:type="even" r:id="rId9"/>
+      <w:footerReference w:type="default" r:id="rId10"/>
+      <w:headerReference w:type="first" r:id="rId11"/>
+      <w:footerReference w:type="first" r:id="rId12"/>
       <w:pgSz w:w="12240" w:h="15840"/>
       <w:pgMar w:top="1417" w:right="1134" w:bottom="1417" w:left="1701" w:header="720" w:footer="720" w:gutter="0"/>
-      <w:pgBorders w:display="firstPage" w:offsetFrom="page">
-        <w:top w:val="single" w:sz="24" w:space="24" w:color="auto"/>
-        <w:left w:val="single" w:sz="24" w:space="24" w:color="auto"/>
-        <w:bottom w:val="single" w:sz="24" w:space="24" w:color="auto"/>
-        <w:right w:val="single" w:sz="24" w:space="24" w:color="auto"/>
-      </w:pgBorders>
       <w:cols w:space="720"/>
       <w:docGrid w:linePitch="360"/>
     </w:sectPr>
@@ -10240,7 +10205,7 @@
         <w:noProof/>
         <w:sz w:val="22"/>
       </w:rPr>
-      <w:t>2</w:t>
+      <w:t>1</w:t>
     </w:r>
     <w:r>
       <w:rPr>
@@ -10322,7 +10287,7 @@
   <w:abstractNum w:abstractNumId="0" w15:restartNumberingAfterBreak="0">
     <w:nsid w:val="FFFFFF88"/>
     <w:multiLevelType w:val="singleLevel"/>
-    <w:tmpl w:val="473E9712"/>
+    <w:tmpl w:val="B1020C66"/>
     <w:lvl w:ilvl="0">
       <w:start w:val="1"/>
       <w:numFmt w:val="decimal"/>
@@ -10340,7 +10305,7 @@
   <w:abstractNum w:abstractNumId="1" w15:restartNumberingAfterBreak="0">
     <w:nsid w:val="FFFFFF89"/>
     <w:multiLevelType w:val="singleLevel"/>
-    <w:tmpl w:val="F522B9D6"/>
+    <w:tmpl w:val="0FBAAC26"/>
     <w:lvl w:ilvl="0">
       <w:start w:val="1"/>
       <w:numFmt w:val="bullet"/>
@@ -10358,10 +10323,10 @@
       </w:rPr>
     </w:lvl>
   </w:abstractNum>
-  <w:num w:numId="1" w16cid:durableId="394208542">
+  <w:num w:numId="1" w16cid:durableId="2100711327">
     <w:abstractNumId w:val="0"/>
   </w:num>
-  <w:num w:numId="2" w16cid:durableId="304160272">
+  <w:num w:numId="2" w16cid:durableId="553003764">
     <w:abstractNumId w:val="1"/>
   </w:num>
 </w:numbering>
@@ -10783,7 +10748,7 @@
     <w:link w:val="Heading1Char"/>
     <w:uiPriority w:val="9"/>
     <w:qFormat/>
-    <w:rsid w:val="002D6A62"/>
+    <w:rsid w:val="008D3C96"/>
     <w:pPr>
       <w:keepNext/>
       <w:keepLines/>
@@ -10806,7 +10771,7 @@
     <w:uiPriority w:val="9"/>
     <w:unhideWhenUsed/>
     <w:qFormat/>
-    <w:rsid w:val="002D6A62"/>
+    <w:rsid w:val="008D3C96"/>
     <w:pPr>
       <w:keepNext/>
       <w:keepLines/>
@@ -10829,7 +10794,7 @@
     <w:uiPriority w:val="9"/>
     <w:unhideWhenUsed/>
     <w:qFormat/>
-    <w:rsid w:val="002D6A62"/>
+    <w:rsid w:val="008D3C96"/>
     <w:pPr>
       <w:keepNext/>
       <w:keepLines/>
@@ -10852,7 +10817,7 @@
     <w:semiHidden/>
     <w:unhideWhenUsed/>
     <w:qFormat/>
-    <w:rsid w:val="002D6A62"/>
+    <w:rsid w:val="008D3C96"/>
     <w:pPr>
       <w:keepNext/>
       <w:keepLines/>
@@ -10875,7 +10840,7 @@
     <w:semiHidden/>
     <w:unhideWhenUsed/>
     <w:qFormat/>
-    <w:rsid w:val="002D6A62"/>
+    <w:rsid w:val="008D3C96"/>
     <w:pPr>
       <w:keepNext/>
       <w:keepLines/>
@@ -10896,7 +10861,7 @@
     <w:semiHidden/>
     <w:unhideWhenUsed/>
     <w:qFormat/>
-    <w:rsid w:val="002D6A62"/>
+    <w:rsid w:val="008D3C96"/>
     <w:pPr>
       <w:keepNext/>
       <w:keepLines/>
@@ -10919,7 +10884,7 @@
     <w:semiHidden/>
     <w:unhideWhenUsed/>
     <w:qFormat/>
-    <w:rsid w:val="002D6A62"/>
+    <w:rsid w:val="008D3C96"/>
     <w:pPr>
       <w:keepNext/>
       <w:keepLines/>
@@ -10940,7 +10905,7 @@
     <w:semiHidden/>
     <w:unhideWhenUsed/>
     <w:qFormat/>
-    <w:rsid w:val="002D6A62"/>
+    <w:rsid w:val="008D3C96"/>
     <w:pPr>
       <w:keepNext/>
       <w:keepLines/>
@@ -10963,7 +10928,7 @@
     <w:semiHidden/>
     <w:unhideWhenUsed/>
     <w:qFormat/>
-    <w:rsid w:val="002D6A62"/>
+    <w:rsid w:val="008D3C96"/>
     <w:pPr>
       <w:keepNext/>
       <w:keepLines/>
@@ -11007,7 +10972,7 @@
     <w:basedOn w:val="DefaultParagraphFont"/>
     <w:link w:val="Heading1"/>
     <w:uiPriority w:val="9"/>
-    <w:rsid w:val="002D6A62"/>
+    <w:rsid w:val="008D3C96"/>
     <w:rPr>
       <w:rFonts w:ascii="Times New Roman" w:eastAsiaTheme="majorEastAsia" w:hAnsi="Times New Roman" w:cs="Times New Roman"/>
       <w:b/>
@@ -11021,7 +10986,7 @@
     <w:basedOn w:val="DefaultParagraphFont"/>
     <w:link w:val="Heading2"/>
     <w:uiPriority w:val="9"/>
-    <w:rsid w:val="002D6A62"/>
+    <w:rsid w:val="008D3C96"/>
     <w:rPr>
       <w:rFonts w:ascii="Times New Roman" w:eastAsiaTheme="majorEastAsia" w:hAnsi="Times New Roman" w:cs="Times New Roman"/>
       <w:b/>
@@ -11035,7 +11000,7 @@
     <w:basedOn w:val="DefaultParagraphFont"/>
     <w:link w:val="Heading3"/>
     <w:uiPriority w:val="9"/>
-    <w:rsid w:val="002D6A62"/>
+    <w:rsid w:val="008D3C96"/>
     <w:rPr>
       <w:rFonts w:ascii="Times New Roman" w:eastAsiaTheme="majorEastAsia" w:hAnsi="Times New Roman" w:cs="Times New Roman"/>
       <w:b/>
@@ -11050,7 +11015,7 @@
     <w:link w:val="Heading4"/>
     <w:uiPriority w:val="9"/>
     <w:semiHidden/>
-    <w:rsid w:val="002D6A62"/>
+    <w:rsid w:val="008D3C96"/>
     <w:rPr>
       <w:rFonts w:eastAsiaTheme="majorEastAsia" w:cstheme="majorBidi"/>
       <w:i/>
@@ -11064,7 +11029,7 @@
     <w:link w:val="Heading5"/>
     <w:uiPriority w:val="9"/>
     <w:semiHidden/>
-    <w:rsid w:val="002D6A62"/>
+    <w:rsid w:val="008D3C96"/>
     <w:rPr>
       <w:rFonts w:eastAsiaTheme="majorEastAsia" w:cstheme="majorBidi"/>
       <w:color w:val="0F4761" w:themeColor="accent1" w:themeShade="BF"/>
@@ -11076,7 +11041,7 @@
     <w:link w:val="Heading6"/>
     <w:uiPriority w:val="9"/>
     <w:semiHidden/>
-    <w:rsid w:val="002D6A62"/>
+    <w:rsid w:val="008D3C96"/>
     <w:rPr>
       <w:rFonts w:eastAsiaTheme="majorEastAsia" w:cstheme="majorBidi"/>
       <w:i/>
@@ -11090,7 +11055,7 @@
     <w:link w:val="Heading7"/>
     <w:uiPriority w:val="9"/>
     <w:semiHidden/>
-    <w:rsid w:val="002D6A62"/>
+    <w:rsid w:val="008D3C96"/>
     <w:rPr>
       <w:rFonts w:eastAsiaTheme="majorEastAsia" w:cstheme="majorBidi"/>
       <w:color w:val="595959" w:themeColor="text1" w:themeTint="A6"/>
@@ -11102,7 +11067,7 @@
     <w:link w:val="Heading8"/>
     <w:uiPriority w:val="9"/>
     <w:semiHidden/>
-    <w:rsid w:val="002D6A62"/>
+    <w:rsid w:val="008D3C96"/>
     <w:rPr>
       <w:rFonts w:eastAsiaTheme="majorEastAsia" w:cstheme="majorBidi"/>
       <w:i/>
@@ -11116,7 +11081,7 @@
     <w:link w:val="Heading9"/>
     <w:uiPriority w:val="9"/>
     <w:semiHidden/>
-    <w:rsid w:val="002D6A62"/>
+    <w:rsid w:val="008D3C96"/>
     <w:rPr>
       <w:rFonts w:eastAsiaTheme="majorEastAsia" w:cstheme="majorBidi"/>
       <w:color w:val="272727" w:themeColor="text1" w:themeTint="D8"/>
@@ -11129,7 +11094,7 @@
     <w:link w:val="TitleChar"/>
     <w:uiPriority w:val="10"/>
     <w:qFormat/>
-    <w:rsid w:val="002D6A62"/>
+    <w:rsid w:val="008D3C96"/>
     <w:pPr>
       <w:spacing w:after="80" w:line="240" w:lineRule="auto"/>
       <w:contextualSpacing/>
@@ -11148,7 +11113,7 @@
     <w:basedOn w:val="DefaultParagraphFont"/>
     <w:link w:val="Title"/>
     <w:uiPriority w:val="10"/>
-    <w:rsid w:val="002D6A62"/>
+    <w:rsid w:val="008D3C96"/>
     <w:rPr>
       <w:rFonts w:ascii="Times New Roman" w:eastAsiaTheme="majorEastAsia" w:hAnsi="Times New Roman" w:cs="Times New Roman"/>
       <w:b/>
@@ -11165,7 +11130,7 @@
     <w:link w:val="SubtitleChar"/>
     <w:uiPriority w:val="11"/>
     <w:qFormat/>
-    <w:rsid w:val="002D6A62"/>
+    <w:rsid w:val="008D3C96"/>
     <w:pPr>
       <w:numPr>
         <w:ilvl w:val="1"/>
@@ -11184,7 +11149,7 @@
     <w:basedOn w:val="DefaultParagraphFont"/>
     <w:link w:val="Subtitle"/>
     <w:uiPriority w:val="11"/>
-    <w:rsid w:val="002D6A62"/>
+    <w:rsid w:val="008D3C96"/>
     <w:rPr>
       <w:rFonts w:eastAsiaTheme="majorEastAsia" w:cstheme="majorBidi"/>
       <w:color w:val="595959" w:themeColor="text1" w:themeTint="A6"/>
@@ -11200,7 +11165,7 @@
     <w:link w:val="QuoteChar"/>
     <w:uiPriority w:val="29"/>
     <w:qFormat/>
-    <w:rsid w:val="002D6A62"/>
+    <w:rsid w:val="008D3C96"/>
     <w:pPr>
       <w:spacing w:before="160"/>
       <w:jc w:val="center"/>
@@ -11216,7 +11181,7 @@
     <w:basedOn w:val="DefaultParagraphFont"/>
     <w:link w:val="Quote"/>
     <w:uiPriority w:val="29"/>
-    <w:rsid w:val="002D6A62"/>
+    <w:rsid w:val="008D3C96"/>
     <w:rPr>
       <w:i/>
       <w:iCs/>
@@ -11228,7 +11193,7 @@
     <w:basedOn w:val="Normal"/>
     <w:uiPriority w:val="34"/>
     <w:qFormat/>
-    <w:rsid w:val="002D6A62"/>
+    <w:rsid w:val="008D3C96"/>
     <w:pPr>
       <w:ind w:left="720"/>
       <w:contextualSpacing/>
@@ -11239,7 +11204,7 @@
     <w:basedOn w:val="DefaultParagraphFont"/>
     <w:uiPriority w:val="21"/>
     <w:qFormat/>
-    <w:rsid w:val="002D6A62"/>
+    <w:rsid w:val="008D3C96"/>
     <w:rPr>
       <w:i/>
       <w:iCs/>
@@ -11253,7 +11218,7 @@
     <w:link w:val="IntenseQuoteChar"/>
     <w:uiPriority w:val="30"/>
     <w:qFormat/>
-    <w:rsid w:val="002D6A62"/>
+    <w:rsid w:val="008D3C96"/>
     <w:pPr>
       <w:pBdr>
         <w:top w:val="single" w:sz="4" w:space="10" w:color="0F4761" w:themeColor="accent1" w:themeShade="BF"/>
@@ -11274,7 +11239,7 @@
     <w:basedOn w:val="DefaultParagraphFont"/>
     <w:link w:val="IntenseQuote"/>
     <w:uiPriority w:val="30"/>
-    <w:rsid w:val="002D6A62"/>
+    <w:rsid w:val="008D3C96"/>
     <w:rPr>
       <w:i/>
       <w:iCs/>
@@ -11286,7 +11251,7 @@
     <w:basedOn w:val="DefaultParagraphFont"/>
     <w:uiPriority w:val="32"/>
     <w:qFormat/>
-    <w:rsid w:val="002D6A62"/>
+    <w:rsid w:val="008D3C96"/>
     <w:rPr>
       <w:b/>
       <w:bCs/>
@@ -11300,7 +11265,7 @@
     <w:basedOn w:val="Normal"/>
     <w:uiPriority w:val="99"/>
     <w:unhideWhenUsed/>
-    <w:rsid w:val="002D6A62"/>
+    <w:rsid w:val="008D3C96"/>
     <w:pPr>
       <w:numPr>
         <w:numId w:val="1"/>
@@ -11313,7 +11278,7 @@
     <w:basedOn w:val="Normal"/>
     <w:uiPriority w:val="99"/>
     <w:unhideWhenUsed/>
-    <w:rsid w:val="002D6A62"/>
+    <w:rsid w:val="008D3C96"/>
     <w:pPr>
       <w:numPr>
         <w:numId w:val="2"/>
@@ -11327,7 +11292,7 @@
     <w:link w:val="HeaderChar"/>
     <w:uiPriority w:val="99"/>
     <w:unhideWhenUsed/>
-    <w:rsid w:val="002D6A62"/>
+    <w:rsid w:val="008D3C96"/>
     <w:pPr>
       <w:tabs>
         <w:tab w:val="center" w:pos="4680"/>
@@ -11341,7 +11306,7 @@
     <w:basedOn w:val="DefaultParagraphFont"/>
     <w:link w:val="Header"/>
     <w:uiPriority w:val="99"/>
-    <w:rsid w:val="002D6A62"/>
+    <w:rsid w:val="008D3C96"/>
     <w:rPr>
       <w:rFonts w:ascii="Times New Roman" w:hAnsi="Times New Roman" w:cs="Times New Roman"/>
       <w:sz w:val="26"/>
@@ -11353,7 +11318,7 @@
     <w:link w:val="FooterChar"/>
     <w:uiPriority w:val="99"/>
     <w:unhideWhenUsed/>
-    <w:rsid w:val="002D6A62"/>
+    <w:rsid w:val="008D3C96"/>
     <w:pPr>
       <w:tabs>
         <w:tab w:val="center" w:pos="4680"/>
@@ -11367,7 +11332,7 @@
     <w:basedOn w:val="DefaultParagraphFont"/>
     <w:link w:val="Footer"/>
     <w:uiPriority w:val="99"/>
-    <w:rsid w:val="002D6A62"/>
+    <w:rsid w:val="008D3C96"/>
     <w:rPr>
       <w:rFonts w:ascii="Times New Roman" w:hAnsi="Times New Roman" w:cs="Times New Roman"/>
       <w:sz w:val="26"/>
